--- a/ML_LAB9_OUTPUTS.docx
+++ b/ML_LAB9_OUTPUTS.docx
@@ -2,7 +2,1778 @@
 <file path=word/document.xml><?xml version="1.0" encoding="utf-8"?>
 <w:document xmlns:wpc="http://schemas.microsoft.com/office/word/2010/wordprocessingCanvas" xmlns:cx="http://schemas.microsoft.com/office/drawing/2014/chartex" xmlns:cx1="http://schemas.microsoft.com/office/drawing/2015/9/8/chartex" xmlns:cx2="http://schemas.microsoft.com/office/drawing/2015/10/21/chartex" xmlns:cx3="http://schemas.microsoft.com/office/drawing/2016/5/9/chartex" xmlns:cx4="http://schemas.microsoft.com/office/drawing/2016/5/10/chartex" xmlns:cx5="http://schemas.microsoft.com/office/drawing/2016/5/11/chartex" xmlns:cx6="http://schemas.microsoft.com/office/drawing/2016/5/12/chartex" xmlns:cx7="http://schemas.microsoft.com/office/drawing/2016/5/13/chartex" xmlns:cx8="http://schemas.microsoft.com/office/drawing/2016/5/14/chartex" xmlns:mc="http://schemas.openxmlformats.org/markup-compatibility/2006" xmlns:aink="http://schemas.microsoft.com/office/drawing/2016/ink" xmlns:am3d="http://schemas.microsoft.com/office/drawing/2017/model3d" xmlns:o="urn:schemas-microsoft-com:office:office" xmlns:oel="http://schemas.microsoft.com/office/2019/extlst" xmlns:r="http://schemas.openxmlformats.org/officeDocument/2006/relationships" xmlns:m="http://schemas.openxmlformats.org/officeDocument/2006/math" xmlns:v="urn:schemas-microsoft-com:vml" xmlns:wp14="http://schemas.microsoft.com/office/word/2010/wordprocessingDrawing" xmlns:wp="http://schemas.openxmlformats.org/drawingml/2006/wordprocessingDrawing" xmlns:w10="urn:schemas-microsoft-com:office:word" xmlns:w="http://schemas.openxmlformats.org/wordprocessingml/2006/main" xmlns:w14="http://schemas.microsoft.com/office/word/2010/wordml" xmlns:w15="http://schemas.microsoft.com/office/word/2012/wordml" xmlns:w16cex="http://schemas.microsoft.com/office/word/2018/wordml/cex" xmlns:w16cid="http://schemas.microsoft.com/office/word/2016/wordml/cid" xmlns:w16="http://schemas.microsoft.com/office/word/2018/wordml" xmlns:w16du="http://schemas.microsoft.com/office/word/2023/wordml/word16du" xmlns:w16sdtdh="http://schemas.microsoft.com/office/word/2020/wordml/sdtdatahash" xmlns:w16sdtfl="http://schemas.microsoft.com/office/word/2024/wordml/sdtformatlock" xmlns:w16se="http://schemas.microsoft.com/office/word/2015/wordml/symex" xmlns:wpg="http://schemas.microsoft.com/office/word/2010/wordprocessingGroup" xmlns:wpi="http://schemas.microsoft.com/office/word/2010/wordprocessingInk" xmlns:wne="http://schemas.microsoft.com/office/word/2006/wordml" xmlns:wps="http://schemas.microsoft.com/office/word/2010/wordprocessingShape" mc:Ignorable="w14 w15 w16se w16cid w16 w16cex w16sdtdh w16sdtfl w16du wp14">
   <w:body>
-    <w:p/>
+    <w:p>
+      <w:pPr>
+        <w:rPr>
+          <w:lang w:val="en-US"/>
+        </w:rPr>
+      </w:pPr>
+      <w:r>
+        <w:rPr>
+          <w:lang w:val="en-US"/>
+        </w:rPr>
+        <w:t>Lab 9</w:t>
+      </w:r>
+    </w:p>
+    <w:p>
+      <w:pPr>
+        <w:rPr>
+          <w:lang w:val="en-US"/>
+        </w:rPr>
+      </w:pPr>
+      <w:r>
+        <w:rPr>
+          <w:lang w:val="en-US"/>
+        </w:rPr>
+        <w:t>A1</w:t>
+      </w:r>
+    </w:p>
+    <w:p>
+      <w:pPr>
+        <w:rPr>
+          <w:lang w:val="en-US"/>
+        </w:rPr>
+      </w:pPr>
+      <w:r>
+        <w:rPr>
+          <w:lang w:val="en-US"/>
+        </w:rPr>
+        <w:drawing>
+          <wp:inline distT="0" distB="0" distL="0" distR="0" wp14:anchorId="7696F9EA" wp14:editId="35F80F5F">
+            <wp:extent cx="5731510" cy="1317625"/>
+            <wp:effectExtent l="0" t="0" r="2540" b="0"/>
+            <wp:docPr id="1051798551" name="Picture 1"/>
+            <wp:cNvGraphicFramePr>
+              <a:graphicFrameLocks xmlns:a="http://schemas.openxmlformats.org/drawingml/2006/main" noChangeAspect="1"/>
+            </wp:cNvGraphicFramePr>
+            <a:graphic xmlns:a="http://schemas.openxmlformats.org/drawingml/2006/main">
+              <a:graphicData uri="http://schemas.openxmlformats.org/drawingml/2006/picture">
+                <pic:pic xmlns:pic="http://schemas.openxmlformats.org/drawingml/2006/picture">
+                  <pic:nvPicPr>
+                    <pic:cNvPr id="1051798551" name=""/>
+                    <pic:cNvPicPr/>
+                  </pic:nvPicPr>
+                  <pic:blipFill>
+                    <a:blip r:embed="rId5"/>
+                    <a:stretch>
+                      <a:fillRect/>
+                    </a:stretch>
+                  </pic:blipFill>
+                  <pic:spPr>
+                    <a:xfrm>
+                      <a:off x="0" y="0"/>
+                      <a:ext cx="5731510" cy="1317625"/>
+                    </a:xfrm>
+                    <a:prstGeom prst="rect">
+                      <a:avLst/>
+                    </a:prstGeom>
+                  </pic:spPr>
+                </pic:pic>
+              </a:graphicData>
+            </a:graphic>
+          </wp:inline>
+        </w:drawing>
+      </w:r>
+    </w:p>
+    <w:p>
+      <w:pPr>
+        <w:rPr>
+          <w:lang w:val="en-US"/>
+        </w:rPr>
+      </w:pPr>
+      <w:r>
+        <w:rPr>
+          <w:lang w:val="en-US"/>
+        </w:rPr>
+        <w:drawing>
+          <wp:inline distT="0" distB="0" distL="0" distR="0" wp14:anchorId="474F0B76" wp14:editId="3E7786BC">
+            <wp:extent cx="2266967" cy="2124091"/>
+            <wp:effectExtent l="0" t="0" r="0" b="9525"/>
+            <wp:docPr id="1408526936" name="Picture 1"/>
+            <wp:cNvGraphicFramePr>
+              <a:graphicFrameLocks xmlns:a="http://schemas.openxmlformats.org/drawingml/2006/main" noChangeAspect="1"/>
+            </wp:cNvGraphicFramePr>
+            <a:graphic xmlns:a="http://schemas.openxmlformats.org/drawingml/2006/main">
+              <a:graphicData uri="http://schemas.openxmlformats.org/drawingml/2006/picture">
+                <pic:pic xmlns:pic="http://schemas.openxmlformats.org/drawingml/2006/picture">
+                  <pic:nvPicPr>
+                    <pic:cNvPr id="1408526936" name=""/>
+                    <pic:cNvPicPr/>
+                  </pic:nvPicPr>
+                  <pic:blipFill>
+                    <a:blip r:embed="rId6"/>
+                    <a:stretch>
+                      <a:fillRect/>
+                    </a:stretch>
+                  </pic:blipFill>
+                  <pic:spPr>
+                    <a:xfrm>
+                      <a:off x="0" y="0"/>
+                      <a:ext cx="2266967" cy="2124091"/>
+                    </a:xfrm>
+                    <a:prstGeom prst="rect">
+                      <a:avLst/>
+                    </a:prstGeom>
+                  </pic:spPr>
+                </pic:pic>
+              </a:graphicData>
+            </a:graphic>
+          </wp:inline>
+        </w:drawing>
+      </w:r>
+    </w:p>
+    <w:p>
+      <w:pPr>
+        <w:rPr>
+          <w:lang w:val="en-US"/>
+        </w:rPr>
+      </w:pPr>
+      <w:r>
+        <w:rPr>
+          <w:lang w:val="en-US"/>
+        </w:rPr>
+        <w:drawing>
+          <wp:inline distT="0" distB="0" distL="0" distR="0" wp14:anchorId="2FF50E42" wp14:editId="68CEC467">
+            <wp:extent cx="5038725" cy="3172531"/>
+            <wp:effectExtent l="0" t="0" r="0" b="8890"/>
+            <wp:docPr id="870541027" name="Picture 1"/>
+            <wp:cNvGraphicFramePr>
+              <a:graphicFrameLocks xmlns:a="http://schemas.openxmlformats.org/drawingml/2006/main" noChangeAspect="1"/>
+            </wp:cNvGraphicFramePr>
+            <a:graphic xmlns:a="http://schemas.openxmlformats.org/drawingml/2006/main">
+              <a:graphicData uri="http://schemas.openxmlformats.org/drawingml/2006/picture">
+                <pic:pic xmlns:pic="http://schemas.openxmlformats.org/drawingml/2006/picture">
+                  <pic:nvPicPr>
+                    <pic:cNvPr id="870541027" name=""/>
+                    <pic:cNvPicPr/>
+                  </pic:nvPicPr>
+                  <pic:blipFill>
+                    <a:blip r:embed="rId7"/>
+                    <a:stretch>
+                      <a:fillRect/>
+                    </a:stretch>
+                  </pic:blipFill>
+                  <pic:spPr>
+                    <a:xfrm>
+                      <a:off x="0" y="0"/>
+                      <a:ext cx="5042774" cy="3175080"/>
+                    </a:xfrm>
+                    <a:prstGeom prst="rect">
+                      <a:avLst/>
+                    </a:prstGeom>
+                  </pic:spPr>
+                </pic:pic>
+              </a:graphicData>
+            </a:graphic>
+          </wp:inline>
+        </w:drawing>
+      </w:r>
+    </w:p>
+    <w:p>
+      <w:pPr>
+        <w:rPr>
+          <w:lang w:val="en-US"/>
+        </w:rPr>
+      </w:pPr>
+    </w:p>
+    <w:p>
+      <w:pPr>
+        <w:rPr>
+          <w:lang w:val="en-US"/>
+        </w:rPr>
+      </w:pPr>
+    </w:p>
+    <w:p>
+      <w:pPr>
+        <w:rPr>
+          <w:lang w:val="en-US"/>
+        </w:rPr>
+      </w:pPr>
+    </w:p>
+    <w:p>
+      <w:pPr>
+        <w:rPr>
+          <w:b/>
+          <w:bCs/>
+        </w:rPr>
+      </w:pPr>
+      <w:r>
+        <w:rPr>
+          <w:rFonts w:ascii="Segoe UI Emoji" w:hAnsi="Segoe UI Emoji" w:cs="Segoe UI Emoji"/>
+          <w:b/>
+          <w:bCs/>
+        </w:rPr>
+        <w:t>🔎</w:t>
+      </w:r>
+      <w:r>
+        <w:rPr>
+          <w:b/>
+          <w:bCs/>
+        </w:rPr>
+        <w:t xml:space="preserve"> Understanding the A1 Results</w:t>
+      </w:r>
+    </w:p>
+    <w:p>
+      <w:pPr>
+        <w:rPr>
+          <w:b/>
+          <w:bCs/>
+        </w:rPr>
+      </w:pPr>
+      <w:r>
+        <w:rPr>
+          <w:b/>
+          <w:bCs/>
+        </w:rPr>
+        <w:lastRenderedPageBreak/>
+        <w:t>1. Overall Accuracy</w:t>
+      </w:r>
+    </w:p>
+    <w:p>
+      <w:pPr>
+        <w:numPr>
+          <w:ilvl w:val="0"/>
+          <w:numId w:val="9"/>
+        </w:numPr>
+      </w:pPr>
+      <w:r>
+        <w:rPr>
+          <w:b/>
+          <w:bCs/>
+        </w:rPr>
+        <w:t>Accuracy: 0.9667 (~97%)</w:t>
+      </w:r>
+      <w:r>
+        <w:br/>
+        <w:t>The stacking ensemble correctly classified 29 out of 30 test samples.</w:t>
+      </w:r>
+    </w:p>
+    <w:p>
+      <w:r>
+        <w:pict w14:anchorId="25C0136B">
+          <v:rect id="_x0000_i1097" style="width:0;height:1.5pt" o:hralign="center" o:hrstd="t" o:hr="t" fillcolor="#a0a0a0" stroked="f"/>
+        </w:pict>
+      </w:r>
+    </w:p>
+    <w:p>
+      <w:pPr>
+        <w:rPr>
+          <w:b/>
+          <w:bCs/>
+        </w:rPr>
+      </w:pPr>
+      <w:r>
+        <w:rPr>
+          <w:b/>
+          <w:bCs/>
+        </w:rPr>
+        <w:t>2. Confusion Matrix</w:t>
+      </w:r>
+    </w:p>
+    <w:p>
+      <w:r>
+        <w:t>[[10  0  0]</w:t>
+      </w:r>
+    </w:p>
+    <w:p>
+      <w:r>
+        <w:t xml:space="preserve"> [ 0  9  1]</w:t>
+      </w:r>
+    </w:p>
+    <w:p>
+      <w:r>
+        <w:t xml:space="preserve"> [ 0  0 10]]</w:t>
+      </w:r>
+    </w:p>
+    <w:p>
+      <w:pPr>
+        <w:numPr>
+          <w:ilvl w:val="0"/>
+          <w:numId w:val="10"/>
+        </w:numPr>
+      </w:pPr>
+      <w:r>
+        <w:rPr>
+          <w:b/>
+          <w:bCs/>
+        </w:rPr>
+        <w:t>Class 0</w:t>
+      </w:r>
+      <w:r>
+        <w:t>: All 10 correctly classified.</w:t>
+      </w:r>
+    </w:p>
+    <w:p>
+      <w:pPr>
+        <w:numPr>
+          <w:ilvl w:val="0"/>
+          <w:numId w:val="10"/>
+        </w:numPr>
+      </w:pPr>
+      <w:r>
+        <w:rPr>
+          <w:b/>
+          <w:bCs/>
+        </w:rPr>
+        <w:t>Class 1</w:t>
+      </w:r>
+      <w:r>
+        <w:t>: 9 correct, 1 misclassified as class 2.</w:t>
+      </w:r>
+    </w:p>
+    <w:p>
+      <w:pPr>
+        <w:numPr>
+          <w:ilvl w:val="0"/>
+          <w:numId w:val="10"/>
+        </w:numPr>
+      </w:pPr>
+      <w:r>
+        <w:rPr>
+          <w:b/>
+          <w:bCs/>
+        </w:rPr>
+        <w:t>Class 2</w:t>
+      </w:r>
+      <w:r>
+        <w:t>: All 10 correct.</w:t>
+      </w:r>
+    </w:p>
+    <w:p>
+      <w:r>
+        <w:t>So the only error = confusion between class 1 and class 2 in 1 sample.</w:t>
+      </w:r>
+    </w:p>
+    <w:p>
+      <w:r>
+        <w:pict w14:anchorId="54B5B4BB">
+          <v:rect id="_x0000_i1098" style="width:0;height:1.5pt" o:hralign="center" o:hrstd="t" o:hr="t" fillcolor="#a0a0a0" stroked="f"/>
+        </w:pict>
+      </w:r>
+    </w:p>
+    <w:p>
+      <w:pPr>
+        <w:rPr>
+          <w:b/>
+          <w:bCs/>
+        </w:rPr>
+      </w:pPr>
+      <w:r>
+        <w:rPr>
+          <w:b/>
+          <w:bCs/>
+        </w:rPr>
+        <w:t>3. Precision / Recall / F1-score</w:t>
+      </w:r>
+    </w:p>
+    <w:p>
+      <w:pPr>
+        <w:numPr>
+          <w:ilvl w:val="0"/>
+          <w:numId w:val="11"/>
+        </w:numPr>
+      </w:pPr>
+      <w:r>
+        <w:rPr>
+          <w:b/>
+          <w:bCs/>
+        </w:rPr>
+        <w:t>Class 0</w:t>
+      </w:r>
+      <w:r>
+        <w:t xml:space="preserve"> → Precision = 1.00, Recall = 1.00 → Perfect classification.</w:t>
+      </w:r>
+    </w:p>
+    <w:p>
+      <w:pPr>
+        <w:numPr>
+          <w:ilvl w:val="0"/>
+          <w:numId w:val="11"/>
+        </w:numPr>
+      </w:pPr>
+      <w:r>
+        <w:rPr>
+          <w:b/>
+          <w:bCs/>
+        </w:rPr>
+        <w:t>Class 1</w:t>
+      </w:r>
+      <w:r>
+        <w:t xml:space="preserve"> → Precision = 1.00, Recall = 0.90 → All predicted class 1 are correct, but the model </w:t>
+      </w:r>
+      <w:r>
+        <w:rPr>
+          <w:i/>
+          <w:iCs/>
+        </w:rPr>
+        <w:t>missed 1 true sample</w:t>
+      </w:r>
+      <w:r>
+        <w:t>.</w:t>
+      </w:r>
+    </w:p>
+    <w:p>
+      <w:pPr>
+        <w:numPr>
+          <w:ilvl w:val="0"/>
+          <w:numId w:val="11"/>
+        </w:numPr>
+      </w:pPr>
+      <w:r>
+        <w:rPr>
+          <w:b/>
+          <w:bCs/>
+        </w:rPr>
+        <w:t>Class 2</w:t>
+      </w:r>
+      <w:r>
+        <w:t xml:space="preserve"> → Precision = 0.91, Recall = 1.00 → The model detected all true class 2 samples, but one false positive (misclassified class 1).</w:t>
+      </w:r>
+    </w:p>
+    <w:p>
+      <w:pPr>
+        <w:numPr>
+          <w:ilvl w:val="0"/>
+          <w:numId w:val="11"/>
+        </w:numPr>
+      </w:pPr>
+      <w:r>
+        <w:rPr>
+          <w:b/>
+          <w:bCs/>
+        </w:rPr>
+        <w:t>Macro &amp; Weighted Average F1 = 0.97</w:t>
+      </w:r>
+      <w:r>
+        <w:t xml:space="preserve"> → Balanced and reliable performance across classes.</w:t>
+      </w:r>
+    </w:p>
+    <w:p>
+      <w:r>
+        <w:pict w14:anchorId="59E34100">
+          <v:rect id="_x0000_i1099" style="width:0;height:1.5pt" o:hralign="center" o:hrstd="t" o:hr="t" fillcolor="#a0a0a0" stroked="f"/>
+        </w:pict>
+      </w:r>
+    </w:p>
+    <w:p>
+      <w:pPr>
+        <w:rPr>
+          <w:b/>
+          <w:bCs/>
+        </w:rPr>
+      </w:pPr>
+      <w:r>
+        <w:rPr>
+          <w:b/>
+          <w:bCs/>
+        </w:rPr>
+        <w:t xml:space="preserve">4. </w:t>
+      </w:r>
+      <w:r>
+        <w:rPr>
+          <w:rFonts w:ascii="Segoe UI Emoji" w:hAnsi="Segoe UI Emoji" w:cs="Segoe UI Emoji"/>
+          <w:b/>
+          <w:bCs/>
+        </w:rPr>
+        <w:t>✅</w:t>
+      </w:r>
+      <w:r>
+        <w:rPr>
+          <w:b/>
+          <w:bCs/>
+        </w:rPr>
+        <w:t xml:space="preserve"> Interpretation</w:t>
+      </w:r>
+    </w:p>
+    <w:p>
+      <w:pPr>
+        <w:numPr>
+          <w:ilvl w:val="0"/>
+          <w:numId w:val="12"/>
+        </w:numPr>
+      </w:pPr>
+      <w:r>
+        <w:t xml:space="preserve">The </w:t>
+      </w:r>
+      <w:r>
+        <w:rPr>
+          <w:b/>
+          <w:bCs/>
+        </w:rPr>
+        <w:t>Stacking Classifier</w:t>
+      </w:r>
+      <w:r>
+        <w:t xml:space="preserve"> (base: LR, RF, SVM | meta: Logistic Regression) achieved </w:t>
+      </w:r>
+      <w:r>
+        <w:rPr>
+          <w:b/>
+          <w:bCs/>
+        </w:rPr>
+        <w:t>strong generalization (97%)</w:t>
+      </w:r>
+      <w:r>
+        <w:t>.</w:t>
+      </w:r>
+    </w:p>
+    <w:p>
+      <w:pPr>
+        <w:numPr>
+          <w:ilvl w:val="0"/>
+          <w:numId w:val="12"/>
+        </w:numPr>
+      </w:pPr>
+      <w:r>
+        <w:t>Stacking improves performance by combining diverse learners, which is why class 0 and class 2 are predicted flawlessly.</w:t>
+      </w:r>
+    </w:p>
+    <w:p>
+      <w:pPr>
+        <w:numPr>
+          <w:ilvl w:val="0"/>
+          <w:numId w:val="12"/>
+        </w:numPr>
+      </w:pPr>
+      <w:r>
+        <w:t xml:space="preserve">The only weakness was distinguishing </w:t>
+      </w:r>
+      <w:r>
+        <w:rPr>
+          <w:b/>
+          <w:bCs/>
+        </w:rPr>
+        <w:t>class 1 vs class 2</w:t>
+      </w:r>
+      <w:r>
+        <w:t>, which often have overlapping features in the dataset.</w:t>
+      </w:r>
+    </w:p>
+    <w:p>
+      <w:pPr>
+        <w:numPr>
+          <w:ilvl w:val="0"/>
+          <w:numId w:val="12"/>
+        </w:numPr>
+      </w:pPr>
+      <w:r>
+        <w:lastRenderedPageBreak/>
+        <w:t>Compared to a single model, stacking reduces variance and improves decision boundaries.</w:t>
+      </w:r>
+    </w:p>
+    <w:p>
+      <w:r>
+        <w:pict w14:anchorId="7E417962">
+          <v:rect id="_x0000_i1100" style="width:0;height:1.5pt" o:hralign="center" o:hrstd="t" o:hr="t" fillcolor="#a0a0a0" stroked="f"/>
+        </w:pict>
+      </w:r>
+    </w:p>
+    <w:p>
+      <w:r>
+        <w:rPr>
+          <w:rFonts w:ascii="Segoe UI Emoji" w:hAnsi="Segoe UI Emoji" w:cs="Segoe UI Emoji"/>
+        </w:rPr>
+        <w:t>👉</w:t>
+      </w:r>
+      <w:r>
+        <w:t xml:space="preserve"> For your </w:t>
+      </w:r>
+      <w:r>
+        <w:rPr>
+          <w:b/>
+          <w:bCs/>
+        </w:rPr>
+        <w:t>report write-up</w:t>
+      </w:r>
+      <w:r>
+        <w:t>, you can use something like:</w:t>
+      </w:r>
+    </w:p>
+    <w:p>
+      <w:r>
+        <w:rPr>
+          <w:b/>
+          <w:bCs/>
+        </w:rPr>
+        <w:t>Report Paragraph (plagiarism-safe):</w:t>
+      </w:r>
+    </w:p>
+    <w:p>
+      <w:r>
+        <w:t>The stacking ensemble achieved an overall accuracy of 96.7%, with perfect classification for class 0 and class 2. Only one misclassification occurred between class 1 and class 2, reflecting the inherent similarity in their feature distributions. Precision and recall values were consistently high (≥0.90) across all classes, yielding a macro-averaged F1-score of 0.97. These results demonstrate the effectiveness of stacking in leveraging multiple base learners to achieve robust and generalizable performance.</w:t>
+      </w:r>
+    </w:p>
+    <w:p>
+      <w:pPr>
+        <w:rPr>
+          <w:lang w:val="en-US"/>
+        </w:rPr>
+      </w:pPr>
+    </w:p>
+    <w:p>
+      <w:pPr>
+        <w:rPr>
+          <w:lang w:val="en-US"/>
+        </w:rPr>
+      </w:pPr>
+      <w:r>
+        <w:rPr>
+          <w:lang w:val="en-US"/>
+        </w:rPr>
+        <w:t>A2</w:t>
+      </w:r>
+    </w:p>
+    <w:p>
+      <w:pPr>
+        <w:rPr>
+          <w:lang w:val="en-US"/>
+        </w:rPr>
+      </w:pPr>
+      <w:r>
+        <w:rPr>
+          <w:lang w:val="en-US"/>
+        </w:rPr>
+        <w:drawing>
+          <wp:inline distT="0" distB="0" distL="0" distR="0" wp14:anchorId="57E52CAD" wp14:editId="343D7F9F">
+            <wp:extent cx="5731510" cy="1150620"/>
+            <wp:effectExtent l="0" t="0" r="2540" b="0"/>
+            <wp:docPr id="282497749" name="Picture 1"/>
+            <wp:cNvGraphicFramePr>
+              <a:graphicFrameLocks xmlns:a="http://schemas.openxmlformats.org/drawingml/2006/main" noChangeAspect="1"/>
+            </wp:cNvGraphicFramePr>
+            <a:graphic xmlns:a="http://schemas.openxmlformats.org/drawingml/2006/main">
+              <a:graphicData uri="http://schemas.openxmlformats.org/drawingml/2006/picture">
+                <pic:pic xmlns:pic="http://schemas.openxmlformats.org/drawingml/2006/picture">
+                  <pic:nvPicPr>
+                    <pic:cNvPr id="282497749" name=""/>
+                    <pic:cNvPicPr/>
+                  </pic:nvPicPr>
+                  <pic:blipFill>
+                    <a:blip r:embed="rId8"/>
+                    <a:stretch>
+                      <a:fillRect/>
+                    </a:stretch>
+                  </pic:blipFill>
+                  <pic:spPr>
+                    <a:xfrm>
+                      <a:off x="0" y="0"/>
+                      <a:ext cx="5731510" cy="1150620"/>
+                    </a:xfrm>
+                    <a:prstGeom prst="rect">
+                      <a:avLst/>
+                    </a:prstGeom>
+                  </pic:spPr>
+                </pic:pic>
+              </a:graphicData>
+            </a:graphic>
+          </wp:inline>
+        </w:drawing>
+      </w:r>
+    </w:p>
+    <w:p>
+      <w:pPr>
+        <w:rPr>
+          <w:lang w:val="en-US"/>
+        </w:rPr>
+      </w:pPr>
+      <w:r>
+        <w:rPr>
+          <w:lang w:val="en-US"/>
+        </w:rPr>
+        <w:drawing>
+          <wp:inline distT="0" distB="0" distL="0" distR="0" wp14:anchorId="3B3F09B8" wp14:editId="525372B2">
+            <wp:extent cx="5767388" cy="2915618"/>
+            <wp:effectExtent l="0" t="0" r="5080" b="0"/>
+            <wp:docPr id="1362033043" name="Picture 1"/>
+            <wp:cNvGraphicFramePr>
+              <a:graphicFrameLocks xmlns:a="http://schemas.openxmlformats.org/drawingml/2006/main" noChangeAspect="1"/>
+            </wp:cNvGraphicFramePr>
+            <a:graphic xmlns:a="http://schemas.openxmlformats.org/drawingml/2006/main">
+              <a:graphicData uri="http://schemas.openxmlformats.org/drawingml/2006/picture">
+                <pic:pic xmlns:pic="http://schemas.openxmlformats.org/drawingml/2006/picture">
+                  <pic:nvPicPr>
+                    <pic:cNvPr id="1362033043" name=""/>
+                    <pic:cNvPicPr/>
+                  </pic:nvPicPr>
+                  <pic:blipFill>
+                    <a:blip r:embed="rId9"/>
+                    <a:stretch>
+                      <a:fillRect/>
+                    </a:stretch>
+                  </pic:blipFill>
+                  <pic:spPr>
+                    <a:xfrm>
+                      <a:off x="0" y="0"/>
+                      <a:ext cx="5774652" cy="2919290"/>
+                    </a:xfrm>
+                    <a:prstGeom prst="rect">
+                      <a:avLst/>
+                    </a:prstGeom>
+                  </pic:spPr>
+                </pic:pic>
+              </a:graphicData>
+            </a:graphic>
+          </wp:inline>
+        </w:drawing>
+      </w:r>
+    </w:p>
+    <w:p>
+      <w:pPr>
+        <w:rPr>
+          <w:b/>
+          <w:bCs/>
+        </w:rPr>
+      </w:pPr>
+      <w:r>
+        <w:rPr>
+          <w:rFonts w:ascii="Segoe UI Emoji" w:hAnsi="Segoe UI Emoji" w:cs="Segoe UI Emoji"/>
+          <w:b/>
+          <w:bCs/>
+        </w:rPr>
+        <w:t>🔎</w:t>
+      </w:r>
+      <w:r>
+        <w:rPr>
+          <w:b/>
+          <w:bCs/>
+        </w:rPr>
+        <w:t xml:space="preserve"> Understanding the Output</w:t>
+      </w:r>
+    </w:p>
+    <w:p>
+      <w:pPr>
+        <w:numPr>
+          <w:ilvl w:val="0"/>
+          <w:numId w:val="5"/>
+        </w:numPr>
+      </w:pPr>
+      <w:r>
+        <w:rPr>
+          <w:b/>
+          <w:bCs/>
+        </w:rPr>
+        <w:t>Overall Accuracy: 0.9667 (~97%)</w:t>
+      </w:r>
+      <w:r>
+        <w:br/>
+        <w:t>The pipeline with parallel feature processing (scaled features + PCA branch) correctly predicted 29 out of 30 test samples.</w:t>
+      </w:r>
+    </w:p>
+    <w:p>
+      <w:r>
+        <w:lastRenderedPageBreak/>
+        <w:pict w14:anchorId="2815CB71">
+          <v:rect id="_x0000_i1067" style="width:0;height:1.5pt" o:hralign="center" o:hrstd="t" o:hr="t" fillcolor="#a0a0a0" stroked="f"/>
+        </w:pict>
+      </w:r>
+    </w:p>
+    <w:p>
+      <w:pPr>
+        <w:rPr>
+          <w:b/>
+          <w:bCs/>
+        </w:rPr>
+      </w:pPr>
+      <w:r>
+        <w:rPr>
+          <w:b/>
+          <w:bCs/>
+        </w:rPr>
+        <w:t>Class-wise Performance</w:t>
+      </w:r>
+    </w:p>
+    <w:p>
+      <w:pPr>
+        <w:numPr>
+          <w:ilvl w:val="0"/>
+          <w:numId w:val="6"/>
+        </w:numPr>
+      </w:pPr>
+      <w:r>
+        <w:rPr>
+          <w:b/>
+          <w:bCs/>
+        </w:rPr>
+        <w:t>Class 0</w:t>
+      </w:r>
+    </w:p>
+    <w:p>
+      <w:pPr>
+        <w:numPr>
+          <w:ilvl w:val="1"/>
+          <w:numId w:val="6"/>
+        </w:numPr>
+      </w:pPr>
+      <w:r>
+        <w:t>Precision = 1.00 → All predicted class 0 were correct.</w:t>
+      </w:r>
+    </w:p>
+    <w:p>
+      <w:pPr>
+        <w:numPr>
+          <w:ilvl w:val="1"/>
+          <w:numId w:val="6"/>
+        </w:numPr>
+      </w:pPr>
+      <w:r>
+        <w:t>Recall = 1.00 → The model captured every true class 0 sample.</w:t>
+      </w:r>
+    </w:p>
+    <w:p>
+      <w:pPr>
+        <w:numPr>
+          <w:ilvl w:val="1"/>
+          <w:numId w:val="6"/>
+        </w:numPr>
+      </w:pPr>
+      <w:r>
+        <w:t>F1-score = 1.00 → Perfect performance on this class.</w:t>
+      </w:r>
+    </w:p>
+    <w:p>
+      <w:pPr>
+        <w:numPr>
+          <w:ilvl w:val="0"/>
+          <w:numId w:val="6"/>
+        </w:numPr>
+      </w:pPr>
+      <w:r>
+        <w:rPr>
+          <w:b/>
+          <w:bCs/>
+        </w:rPr>
+        <w:t>Class 1</w:t>
+      </w:r>
+    </w:p>
+    <w:p>
+      <w:pPr>
+        <w:numPr>
+          <w:ilvl w:val="1"/>
+          <w:numId w:val="6"/>
+        </w:numPr>
+      </w:pPr>
+      <w:r>
+        <w:t>Precision = 1.00 → Every prediction of class 1 was correct.</w:t>
+      </w:r>
+    </w:p>
+    <w:p>
+      <w:pPr>
+        <w:numPr>
+          <w:ilvl w:val="1"/>
+          <w:numId w:val="6"/>
+        </w:numPr>
+      </w:pPr>
+      <w:r>
+        <w:t>Recall = 0.90 → One class 1 sample was missed (predicted as another class).</w:t>
+      </w:r>
+    </w:p>
+    <w:p>
+      <w:pPr>
+        <w:numPr>
+          <w:ilvl w:val="1"/>
+          <w:numId w:val="6"/>
+        </w:numPr>
+      </w:pPr>
+      <w:r>
+        <w:t>F1-score = 0.95 → Very strong, but slightly below perfect due to the recall drop.</w:t>
+      </w:r>
+    </w:p>
+    <w:p>
+      <w:pPr>
+        <w:numPr>
+          <w:ilvl w:val="0"/>
+          <w:numId w:val="6"/>
+        </w:numPr>
+      </w:pPr>
+      <w:r>
+        <w:rPr>
+          <w:b/>
+          <w:bCs/>
+        </w:rPr>
+        <w:t>Class 2</w:t>
+      </w:r>
+    </w:p>
+    <w:p>
+      <w:pPr>
+        <w:numPr>
+          <w:ilvl w:val="1"/>
+          <w:numId w:val="6"/>
+        </w:numPr>
+      </w:pPr>
+      <w:r>
+        <w:t>Precision = 0.91 → A few samples predicted as class 2 were actually from another class.</w:t>
+      </w:r>
+    </w:p>
+    <w:p>
+      <w:pPr>
+        <w:numPr>
+          <w:ilvl w:val="1"/>
+          <w:numId w:val="6"/>
+        </w:numPr>
+      </w:pPr>
+      <w:r>
+        <w:t>Recall = 1.00 → The model identified all true class 2 samples correctly.</w:t>
+      </w:r>
+    </w:p>
+    <w:p>
+      <w:pPr>
+        <w:numPr>
+          <w:ilvl w:val="1"/>
+          <w:numId w:val="6"/>
+        </w:numPr>
+      </w:pPr>
+      <w:r>
+        <w:t>F1-score = 0.95 → Balanced, high performance.</w:t>
+      </w:r>
+    </w:p>
+    <w:p>
+      <w:r>
+        <w:pict w14:anchorId="672A6978">
+          <v:rect id="_x0000_i1068" style="width:0;height:1.5pt" o:hralign="center" o:hrstd="t" o:hr="t" fillcolor="#a0a0a0" stroked="f"/>
+        </w:pict>
+      </w:r>
+    </w:p>
+    <w:p>
+      <w:pPr>
+        <w:rPr>
+          <w:b/>
+          <w:bCs/>
+        </w:rPr>
+      </w:pPr>
+      <w:r>
+        <w:rPr>
+          <w:b/>
+          <w:bCs/>
+        </w:rPr>
+        <w:t>Macro &amp; Weighted Averages</w:t>
+      </w:r>
+    </w:p>
+    <w:p>
+      <w:pPr>
+        <w:numPr>
+          <w:ilvl w:val="0"/>
+          <w:numId w:val="7"/>
+        </w:numPr>
+      </w:pPr>
+      <w:r>
+        <w:rPr>
+          <w:b/>
+          <w:bCs/>
+        </w:rPr>
+        <w:t xml:space="preserve">Macro </w:t>
+      </w:r>
+      <w:proofErr w:type="spellStart"/>
+      <w:r>
+        <w:rPr>
+          <w:b/>
+          <w:bCs/>
+        </w:rPr>
+        <w:t>avg</w:t>
+      </w:r>
+      <w:proofErr w:type="spellEnd"/>
+      <w:r>
+        <w:rPr>
+          <w:b/>
+          <w:bCs/>
+        </w:rPr>
+        <w:t xml:space="preserve"> (0.97)</w:t>
+      </w:r>
+      <w:r>
+        <w:t xml:space="preserve"> → Simple average across all classes, showing the model is consistent.</w:t>
+      </w:r>
+    </w:p>
+    <w:p>
+      <w:pPr>
+        <w:numPr>
+          <w:ilvl w:val="0"/>
+          <w:numId w:val="7"/>
+        </w:numPr>
+      </w:pPr>
+      <w:r>
+        <w:rPr>
+          <w:b/>
+          <w:bCs/>
+        </w:rPr>
+        <w:t xml:space="preserve">Weighted </w:t>
+      </w:r>
+      <w:proofErr w:type="spellStart"/>
+      <w:r>
+        <w:rPr>
+          <w:b/>
+          <w:bCs/>
+        </w:rPr>
+        <w:t>avg</w:t>
+      </w:r>
+      <w:proofErr w:type="spellEnd"/>
+      <w:r>
+        <w:rPr>
+          <w:b/>
+          <w:bCs/>
+        </w:rPr>
+        <w:t xml:space="preserve"> (0.97)</w:t>
+      </w:r>
+      <w:r>
+        <w:t xml:space="preserve"> → Accounts for the number of samples per class, confirms overall strong accuracy.</w:t>
+      </w:r>
+    </w:p>
+    <w:p>
+      <w:r>
+        <w:pict w14:anchorId="611CFC01">
+          <v:rect id="_x0000_i1069" style="width:0;height:1.5pt" o:hralign="center" o:hrstd="t" o:hr="t" fillcolor="#a0a0a0" stroked="f"/>
+        </w:pict>
+      </w:r>
+    </w:p>
+    <w:p>
+      <w:pPr>
+        <w:rPr>
+          <w:b/>
+          <w:bCs/>
+        </w:rPr>
+      </w:pPr>
+      <w:r>
+        <w:rPr>
+          <w:rFonts w:ascii="Segoe UI Emoji" w:hAnsi="Segoe UI Emoji" w:cs="Segoe UI Emoji"/>
+          <w:b/>
+          <w:bCs/>
+        </w:rPr>
+        <w:t>✅</w:t>
+      </w:r>
+      <w:r>
+        <w:rPr>
+          <w:b/>
+          <w:bCs/>
+        </w:rPr>
+        <w:t xml:space="preserve"> Interpretation</w:t>
+      </w:r>
+    </w:p>
+    <w:p>
+      <w:pPr>
+        <w:numPr>
+          <w:ilvl w:val="0"/>
+          <w:numId w:val="8"/>
+        </w:numPr>
+      </w:pPr>
+      <w:r>
+        <w:t xml:space="preserve">The pipeline is </w:t>
+      </w:r>
+      <w:r>
+        <w:rPr>
+          <w:b/>
+          <w:bCs/>
+        </w:rPr>
+        <w:t>highly effective</w:t>
+      </w:r>
+      <w:r>
+        <w:t xml:space="preserve">, achieving nearly </w:t>
+      </w:r>
+      <w:r>
+        <w:rPr>
+          <w:b/>
+          <w:bCs/>
+        </w:rPr>
+        <w:t>97% accuracy</w:t>
+      </w:r>
+      <w:r>
+        <w:t>.</w:t>
+      </w:r>
+    </w:p>
+    <w:p>
+      <w:pPr>
+        <w:numPr>
+          <w:ilvl w:val="0"/>
+          <w:numId w:val="8"/>
+        </w:numPr>
+      </w:pPr>
+      <w:r>
+        <w:t xml:space="preserve">Combining </w:t>
+      </w:r>
+      <w:r>
+        <w:rPr>
+          <w:b/>
+          <w:bCs/>
+        </w:rPr>
+        <w:t>scaled features</w:t>
+      </w:r>
+      <w:r>
+        <w:t xml:space="preserve"> with </w:t>
+      </w:r>
+      <w:r>
+        <w:rPr>
+          <w:b/>
+          <w:bCs/>
+        </w:rPr>
+        <w:t>PCA-reduced features</w:t>
+      </w:r>
+      <w:r>
+        <w:t xml:space="preserve"> in parallel gave the classifier richer representations.</w:t>
+      </w:r>
+    </w:p>
+    <w:p>
+      <w:pPr>
+        <w:numPr>
+          <w:ilvl w:val="0"/>
+          <w:numId w:val="8"/>
+        </w:numPr>
+      </w:pPr>
+      <w:r>
+        <w:t xml:space="preserve">The only slight weakness is in </w:t>
+      </w:r>
+      <w:r>
+        <w:rPr>
+          <w:b/>
+          <w:bCs/>
+        </w:rPr>
+        <w:t>class 1 recall</w:t>
+      </w:r>
+      <w:r>
+        <w:t>, meaning the model occasionally confuses class 1 with class 2.</w:t>
+      </w:r>
+    </w:p>
+    <w:p>
+      <w:pPr>
+        <w:numPr>
+          <w:ilvl w:val="0"/>
+          <w:numId w:val="8"/>
+        </w:numPr>
+      </w:pPr>
+      <w:r>
+        <w:t>Otherwise, the system is robust and well-generalized across all three classes.</w:t>
+      </w:r>
+    </w:p>
+    <w:p>
+      <w:pPr>
+        <w:rPr>
+          <w:lang w:val="en-US"/>
+        </w:rPr>
+      </w:pPr>
+    </w:p>
+    <w:p>
+      <w:pPr>
+        <w:rPr>
+          <w:lang w:val="en-US"/>
+        </w:rPr>
+      </w:pPr>
+      <w:r>
+        <w:rPr>
+          <w:lang w:val="en-US"/>
+        </w:rPr>
+        <w:t>A3</w:t>
+      </w:r>
+    </w:p>
+    <w:p>
+      <w:pPr>
+        <w:rPr>
+          <w:lang w:val="en-US"/>
+        </w:rPr>
+      </w:pPr>
+      <w:r>
+        <w:rPr>
+          <w:lang w:val="en-US"/>
+        </w:rPr>
+        <w:drawing>
+          <wp:inline distT="0" distB="0" distL="0" distR="0" wp14:anchorId="5371E2F5" wp14:editId="19CA63C5">
+            <wp:extent cx="5731510" cy="1446530"/>
+            <wp:effectExtent l="0" t="0" r="2540" b="1270"/>
+            <wp:docPr id="2108989718" name="Picture 1"/>
+            <wp:cNvGraphicFramePr>
+              <a:graphicFrameLocks xmlns:a="http://schemas.openxmlformats.org/drawingml/2006/main" noChangeAspect="1"/>
+            </wp:cNvGraphicFramePr>
+            <a:graphic xmlns:a="http://schemas.openxmlformats.org/drawingml/2006/main">
+              <a:graphicData uri="http://schemas.openxmlformats.org/drawingml/2006/picture">
+                <pic:pic xmlns:pic="http://schemas.openxmlformats.org/drawingml/2006/picture">
+                  <pic:nvPicPr>
+                    <pic:cNvPr id="2108989718" name=""/>
+                    <pic:cNvPicPr/>
+                  </pic:nvPicPr>
+                  <pic:blipFill>
+                    <a:blip r:embed="rId10"/>
+                    <a:stretch>
+                      <a:fillRect/>
+                    </a:stretch>
+                  </pic:blipFill>
+                  <pic:spPr>
+                    <a:xfrm>
+                      <a:off x="0" y="0"/>
+                      <a:ext cx="5731510" cy="1446530"/>
+                    </a:xfrm>
+                    <a:prstGeom prst="rect">
+                      <a:avLst/>
+                    </a:prstGeom>
+                  </pic:spPr>
+                </pic:pic>
+              </a:graphicData>
+            </a:graphic>
+          </wp:inline>
+        </w:drawing>
+      </w:r>
+    </w:p>
+    <w:p>
+      <w:pPr>
+        <w:rPr>
+          <w:lang w:val="en-US"/>
+        </w:rPr>
+      </w:pPr>
+      <w:r>
+        <w:rPr>
+          <w:lang w:val="en-US"/>
+        </w:rPr>
+        <w:drawing>
+          <wp:inline distT="0" distB="0" distL="0" distR="0" wp14:anchorId="3D8653E8" wp14:editId="12DD000E">
+            <wp:extent cx="6022236" cy="966787"/>
+            <wp:effectExtent l="0" t="0" r="0" b="5080"/>
+            <wp:docPr id="1350288268" name="Picture 1"/>
+            <wp:cNvGraphicFramePr>
+              <a:graphicFrameLocks xmlns:a="http://schemas.openxmlformats.org/drawingml/2006/main" noChangeAspect="1"/>
+            </wp:cNvGraphicFramePr>
+            <a:graphic xmlns:a="http://schemas.openxmlformats.org/drawingml/2006/main">
+              <a:graphicData uri="http://schemas.openxmlformats.org/drawingml/2006/picture">
+                <pic:pic xmlns:pic="http://schemas.openxmlformats.org/drawingml/2006/picture">
+                  <pic:nvPicPr>
+                    <pic:cNvPr id="1350288268" name=""/>
+                    <pic:cNvPicPr/>
+                  </pic:nvPicPr>
+                  <pic:blipFill>
+                    <a:blip r:embed="rId11"/>
+                    <a:stretch>
+                      <a:fillRect/>
+                    </a:stretch>
+                  </pic:blipFill>
+                  <pic:spPr>
+                    <a:xfrm>
+                      <a:off x="0" y="0"/>
+                      <a:ext cx="6045883" cy="970583"/>
+                    </a:xfrm>
+                    <a:prstGeom prst="rect">
+                      <a:avLst/>
+                    </a:prstGeom>
+                  </pic:spPr>
+                </pic:pic>
+              </a:graphicData>
+            </a:graphic>
+          </wp:inline>
+        </w:drawing>
+      </w:r>
+    </w:p>
+    <w:p>
+      <w:pPr>
+        <w:rPr>
+          <w:b/>
+          <w:bCs/>
+        </w:rPr>
+      </w:pPr>
+      <w:r>
+        <w:rPr>
+          <w:rFonts w:ascii="Segoe UI Emoji" w:hAnsi="Segoe UI Emoji" w:cs="Segoe UI Emoji"/>
+          <w:b/>
+          <w:bCs/>
+        </w:rPr>
+        <w:t>🔎</w:t>
+      </w:r>
+      <w:r>
+        <w:rPr>
+          <w:b/>
+          <w:bCs/>
+        </w:rPr>
+        <w:t xml:space="preserve"> Left Side — </w:t>
+      </w:r>
+      <w:r>
+        <w:rPr>
+          <w:b/>
+          <w:bCs/>
+          <w:i/>
+          <w:iCs/>
+        </w:rPr>
+        <w:t>Prediction Probabilities</w:t>
+      </w:r>
+    </w:p>
+    <w:p>
+      <w:pPr>
+        <w:numPr>
+          <w:ilvl w:val="0"/>
+          <w:numId w:val="1"/>
+        </w:numPr>
+      </w:pPr>
+      <w:r>
+        <w:rPr>
+          <w:b/>
+          <w:bCs/>
+        </w:rPr>
+        <w:t>Class 0 → 0.98 (98%)</w:t>
+      </w:r>
+      <w:r>
+        <w:br/>
+        <w:t xml:space="preserve">The model is </w:t>
+      </w:r>
+      <w:r>
+        <w:rPr>
+          <w:i/>
+          <w:iCs/>
+        </w:rPr>
+        <w:t>very confident</w:t>
+      </w:r>
+      <w:r>
+        <w:t xml:space="preserve"> that this sample belongs to class </w:t>
+      </w:r>
+      <w:r>
+        <w:rPr>
+          <w:b/>
+          <w:bCs/>
+        </w:rPr>
+        <w:t>0</w:t>
+      </w:r>
+      <w:r>
+        <w:t xml:space="preserve"> (Iris-</w:t>
+      </w:r>
+      <w:proofErr w:type="spellStart"/>
+      <w:r>
+        <w:t>setosa</w:t>
+      </w:r>
+      <w:proofErr w:type="spellEnd"/>
+      <w:r>
+        <w:t>, in the Iris dataset).</w:t>
+      </w:r>
+    </w:p>
+    <w:p>
+      <w:pPr>
+        <w:numPr>
+          <w:ilvl w:val="0"/>
+          <w:numId w:val="1"/>
+        </w:numPr>
+      </w:pPr>
+      <w:r>
+        <w:rPr>
+          <w:b/>
+          <w:bCs/>
+        </w:rPr>
+        <w:t>Class 1 → 0.02 (2%)</w:t>
+      </w:r>
+      <w:r>
+        <w:t xml:space="preserve">, </w:t>
+      </w:r>
+      <w:r>
+        <w:rPr>
+          <w:b/>
+          <w:bCs/>
+        </w:rPr>
+        <w:t>Class 2 → 0.00 (0%)</w:t>
+      </w:r>
+      <w:r>
+        <w:t xml:space="preserve"> → negligible chance.</w:t>
+      </w:r>
+    </w:p>
+    <w:p>
+      <w:r>
+        <w:t xml:space="preserve">So the pipeline predicts </w:t>
+      </w:r>
+      <w:r>
+        <w:rPr>
+          <w:b/>
+          <w:bCs/>
+        </w:rPr>
+        <w:t>class 0</w:t>
+      </w:r>
+      <w:r>
+        <w:t>.</w:t>
+      </w:r>
+    </w:p>
+    <w:p>
+      <w:r>
+        <w:pict w14:anchorId="3103A26F">
+          <v:rect id="_x0000_i1043" style="width:0;height:1.5pt" o:hralign="center" o:hrstd="t" o:hr="t" fillcolor="#a0a0a0" stroked="f"/>
+        </w:pict>
+      </w:r>
+    </w:p>
+    <w:p>
+      <w:pPr>
+        <w:rPr>
+          <w:b/>
+          <w:bCs/>
+        </w:rPr>
+      </w:pPr>
+      <w:r>
+        <w:rPr>
+          <w:rFonts w:ascii="Segoe UI Emoji" w:hAnsi="Segoe UI Emoji" w:cs="Segoe UI Emoji"/>
+          <w:b/>
+          <w:bCs/>
+        </w:rPr>
+        <w:t>🔎</w:t>
+      </w:r>
+      <w:r>
+        <w:rPr>
+          <w:b/>
+          <w:bCs/>
+        </w:rPr>
+        <w:t xml:space="preserve"> Middle Section — </w:t>
+      </w:r>
+      <w:r>
+        <w:rPr>
+          <w:b/>
+          <w:bCs/>
+          <w:i/>
+          <w:iCs/>
+        </w:rPr>
+        <w:t>Feature Contributions</w:t>
+      </w:r>
+    </w:p>
+    <w:p>
+      <w:r>
+        <w:t xml:space="preserve">LIME is showing how individual features </w:t>
+      </w:r>
+      <w:r>
+        <w:rPr>
+          <w:i/>
+          <w:iCs/>
+        </w:rPr>
+        <w:t>pushed the model towards or away from a class</w:t>
+      </w:r>
+      <w:r>
+        <w:t>.</w:t>
+      </w:r>
+    </w:p>
+    <w:p>
+      <w:pPr>
+        <w:numPr>
+          <w:ilvl w:val="0"/>
+          <w:numId w:val="2"/>
+        </w:numPr>
+      </w:pPr>
+      <w:r>
+        <w:rPr>
+          <w:b/>
+          <w:bCs/>
+        </w:rPr>
+        <w:t>Sepal length (cm) ≤ threshold</w:t>
+      </w:r>
+      <w:r>
+        <w:t xml:space="preserve"> → contributed </w:t>
+      </w:r>
+      <w:r>
+        <w:rPr>
+          <w:b/>
+          <w:bCs/>
+        </w:rPr>
+        <w:t>towards NOT 1</w:t>
+      </w:r>
+      <w:r>
+        <w:t xml:space="preserve"> (so supported class 0).</w:t>
+      </w:r>
+    </w:p>
+    <w:p>
+      <w:pPr>
+        <w:numPr>
+          <w:ilvl w:val="0"/>
+          <w:numId w:val="2"/>
+        </w:numPr>
+      </w:pPr>
+      <w:r>
+        <w:rPr>
+          <w:b/>
+          <w:bCs/>
+        </w:rPr>
+        <w:t>Petal length (cm) ≤ 1.60</w:t>
+      </w:r>
+      <w:r>
+        <w:t xml:space="preserve"> → also supports </w:t>
+      </w:r>
+      <w:r>
+        <w:rPr>
+          <w:b/>
+          <w:bCs/>
+        </w:rPr>
+        <w:t>NOT 1</w:t>
+      </w:r>
+      <w:r>
+        <w:t>, reinforcing class 0.</w:t>
+      </w:r>
+    </w:p>
+    <w:p>
+      <w:pPr>
+        <w:numPr>
+          <w:ilvl w:val="0"/>
+          <w:numId w:val="2"/>
+        </w:numPr>
+      </w:pPr>
+      <w:r>
+        <w:rPr>
+          <w:b/>
+          <w:bCs/>
+        </w:rPr>
+        <w:t>Petal width (cm) ≤ 0.30</w:t>
+      </w:r>
+      <w:r>
+        <w:t xml:space="preserve"> → contributes slightly towards class 1, but weakly.</w:t>
+      </w:r>
+    </w:p>
+    <w:p>
+      <w:pPr>
+        <w:numPr>
+          <w:ilvl w:val="0"/>
+          <w:numId w:val="2"/>
+        </w:numPr>
+      </w:pPr>
+      <w:r>
+        <w:rPr>
+          <w:b/>
+          <w:bCs/>
+        </w:rPr>
+        <w:t>Sepal width (cm) ~ 3.00</w:t>
+      </w:r>
+      <w:r>
+        <w:t xml:space="preserve"> → minor contribution towards class 1.</w:t>
+      </w:r>
+    </w:p>
+    <w:p>
+      <w:r>
+        <w:t xml:space="preserve">Overall, the </w:t>
+      </w:r>
+      <w:r>
+        <w:rPr>
+          <w:i/>
+          <w:iCs/>
+        </w:rPr>
+        <w:t>blue bars</w:t>
+      </w:r>
+      <w:r>
+        <w:t xml:space="preserve"> = contributions towards the predicted class (0),</w:t>
+      </w:r>
+      <w:r>
+        <w:br/>
+        <w:t xml:space="preserve">the </w:t>
+      </w:r>
+      <w:r>
+        <w:rPr>
+          <w:i/>
+          <w:iCs/>
+        </w:rPr>
+        <w:t>orange bars</w:t>
+      </w:r>
+      <w:r>
+        <w:t xml:space="preserve"> = pushes towards other classes (1 here).</w:t>
+      </w:r>
+    </w:p>
+    <w:p>
+      <w:r>
+        <w:t>Since the blues dominate, the model confidently classifies as 0.</w:t>
+      </w:r>
+    </w:p>
+    <w:p>
+      <w:r>
+        <w:pict w14:anchorId="737B55F0">
+          <v:rect id="_x0000_i1044" style="width:0;height:1.5pt" o:hralign="center" o:hrstd="t" o:hr="t" fillcolor="#a0a0a0" stroked="f"/>
+        </w:pict>
+      </w:r>
+    </w:p>
+    <w:p>
+      <w:pPr>
+        <w:rPr>
+          <w:b/>
+          <w:bCs/>
+        </w:rPr>
+      </w:pPr>
+      <w:r>
+        <w:rPr>
+          <w:rFonts w:ascii="Segoe UI Emoji" w:hAnsi="Segoe UI Emoji" w:cs="Segoe UI Emoji"/>
+          <w:b/>
+          <w:bCs/>
+        </w:rPr>
+        <w:t>🔎</w:t>
+      </w:r>
+      <w:r>
+        <w:rPr>
+          <w:b/>
+          <w:bCs/>
+        </w:rPr>
+        <w:t xml:space="preserve"> Right Side — </w:t>
+      </w:r>
+      <w:r>
+        <w:rPr>
+          <w:b/>
+          <w:bCs/>
+          <w:i/>
+          <w:iCs/>
+        </w:rPr>
+        <w:t>Feature Values of the Instance</w:t>
+      </w:r>
+    </w:p>
+    <w:p>
+      <w:pPr>
+        <w:numPr>
+          <w:ilvl w:val="0"/>
+          <w:numId w:val="3"/>
+        </w:numPr>
+      </w:pPr>
+      <w:r>
+        <w:lastRenderedPageBreak/>
+        <w:t>Sepal length = 4.40</w:t>
+      </w:r>
+    </w:p>
+    <w:p>
+      <w:pPr>
+        <w:numPr>
+          <w:ilvl w:val="0"/>
+          <w:numId w:val="3"/>
+        </w:numPr>
+      </w:pPr>
+      <w:r>
+        <w:t>Petal length = 1.30</w:t>
+      </w:r>
+    </w:p>
+    <w:p>
+      <w:pPr>
+        <w:numPr>
+          <w:ilvl w:val="0"/>
+          <w:numId w:val="3"/>
+        </w:numPr>
+      </w:pPr>
+      <w:r>
+        <w:t>Petal width = 0.20</w:t>
+      </w:r>
+    </w:p>
+    <w:p>
+      <w:pPr>
+        <w:numPr>
+          <w:ilvl w:val="0"/>
+          <w:numId w:val="3"/>
+        </w:numPr>
+      </w:pPr>
+      <w:r>
+        <w:t>Sepal width = 3.00</w:t>
+      </w:r>
+    </w:p>
+    <w:p>
+      <w:r>
+        <w:t xml:space="preserve">These are the </w:t>
+      </w:r>
+      <w:r>
+        <w:rPr>
+          <w:b/>
+          <w:bCs/>
+        </w:rPr>
+        <w:t>actual inputs</w:t>
+      </w:r>
+      <w:r>
+        <w:t xml:space="preserve"> used for this explanation.</w:t>
+      </w:r>
+    </w:p>
+    <w:p>
+      <w:r>
+        <w:pict w14:anchorId="5D9CBB51">
+          <v:rect id="_x0000_i1045" style="width:0;height:1.5pt" o:hralign="center" o:hrstd="t" o:hr="t" fillcolor="#a0a0a0" stroked="f"/>
+        </w:pict>
+      </w:r>
+    </w:p>
+    <w:p>
+      <w:pPr>
+        <w:rPr>
+          <w:b/>
+          <w:bCs/>
+        </w:rPr>
+      </w:pPr>
+      <w:r>
+        <w:rPr>
+          <w:rFonts w:ascii="Segoe UI Emoji" w:hAnsi="Segoe UI Emoji" w:cs="Segoe UI Emoji"/>
+          <w:b/>
+          <w:bCs/>
+        </w:rPr>
+        <w:t>✅</w:t>
+      </w:r>
+      <w:r>
+        <w:rPr>
+          <w:b/>
+          <w:bCs/>
+        </w:rPr>
+        <w:t xml:space="preserve"> Interpretation (How to write in report/viva)</w:t>
+      </w:r>
+    </w:p>
+    <w:p>
+      <w:pPr>
+        <w:numPr>
+          <w:ilvl w:val="0"/>
+          <w:numId w:val="4"/>
+        </w:numPr>
+      </w:pPr>
+      <w:r>
+        <w:t xml:space="preserve">The model predicted </w:t>
+      </w:r>
+      <w:r>
+        <w:rPr>
+          <w:b/>
+          <w:bCs/>
+        </w:rPr>
+        <w:t>Class 0</w:t>
+      </w:r>
+      <w:r>
+        <w:t xml:space="preserve"> with ~98% confidence.</w:t>
+      </w:r>
+    </w:p>
+    <w:p>
+      <w:pPr>
+        <w:numPr>
+          <w:ilvl w:val="0"/>
+          <w:numId w:val="4"/>
+        </w:numPr>
+      </w:pPr>
+      <w:r>
+        <w:rPr>
+          <w:b/>
+          <w:bCs/>
+        </w:rPr>
+        <w:t>Small petal length and width</w:t>
+      </w:r>
+      <w:r>
+        <w:t xml:space="preserve"> were the strongest reasons supporting this decision (blue features).</w:t>
+      </w:r>
+    </w:p>
+    <w:p>
+      <w:pPr>
+        <w:numPr>
+          <w:ilvl w:val="0"/>
+          <w:numId w:val="4"/>
+        </w:numPr>
+      </w:pPr>
+      <w:r>
+        <w:t xml:space="preserve">Features like </w:t>
+      </w:r>
+      <w:r>
+        <w:rPr>
+          <w:i/>
+          <w:iCs/>
+        </w:rPr>
+        <w:t>slightly larger sepal width</w:t>
+      </w:r>
+      <w:r>
+        <w:t xml:space="preserve"> provided a weak counter-argument towards class 1, but not enough to change the outcome.</w:t>
+      </w:r>
+    </w:p>
+    <w:p>
+      <w:pPr>
+        <w:numPr>
+          <w:ilvl w:val="0"/>
+          <w:numId w:val="4"/>
+        </w:numPr>
+      </w:pPr>
+      <w:r>
+        <w:t xml:space="preserve">LIME thus confirms that the model is focusing on biologically relevant attributes (petal size) to distinguish </w:t>
+      </w:r>
+      <w:proofErr w:type="spellStart"/>
+      <w:r>
+        <w:rPr>
+          <w:b/>
+          <w:bCs/>
+        </w:rPr>
+        <w:t>setosa</w:t>
+      </w:r>
+      <w:proofErr w:type="spellEnd"/>
+      <w:r>
+        <w:t xml:space="preserve"> from other Iris flowers.</w:t>
+      </w:r>
+    </w:p>
+    <w:p>
+      <w:pPr>
+        <w:rPr>
+          <w:lang w:val="en-US"/>
+        </w:rPr>
+      </w:pPr>
+    </w:p>
     <w:sectPr>
       <w:pgSz w:w="11906" w:h="16838"/>
       <w:pgMar w:top="1440" w:right="1440" w:bottom="1440" w:left="1440" w:header="708" w:footer="708" w:gutter="0"/>
@@ -11,6 +1782,1835 @@
     </w:sectPr>
   </w:body>
 </w:document>
+</file>
+
+<file path=word/numbering.xml><?xml version="1.0" encoding="utf-8"?>
+<w:numbering xmlns:wpc="http://schemas.microsoft.com/office/word/2010/wordprocessingCanvas" xmlns:cx="http://schemas.microsoft.com/office/drawing/2014/chartex" xmlns:cx1="http://schemas.microsoft.com/office/drawing/2015/9/8/chartex" xmlns:cx2="http://schemas.microsoft.com/office/drawing/2015/10/21/chartex" xmlns:cx3="http://schemas.microsoft.com/office/drawing/2016/5/9/chartex" xmlns:cx4="http://schemas.microsoft.com/office/drawing/2016/5/10/chartex" xmlns:cx5="http://schemas.microsoft.com/office/drawing/2016/5/11/chartex" xmlns:cx6="http://schemas.microsoft.com/office/drawing/2016/5/12/chartex" xmlns:cx7="http://schemas.microsoft.com/office/drawing/2016/5/13/chartex" xmlns:cx8="http://schemas.microsoft.com/office/drawing/2016/5/14/chartex" xmlns:mc="http://schemas.openxmlformats.org/markup-compatibility/2006" xmlns:aink="http://schemas.microsoft.com/office/drawing/2016/ink" xmlns:am3d="http://schemas.microsoft.com/office/drawing/2017/model3d" xmlns:o="urn:schemas-microsoft-com:office:office" xmlns:oel="http://schemas.microsoft.com/office/2019/extlst" xmlns:r="http://schemas.openxmlformats.org/officeDocument/2006/relationships" xmlns:m="http://schemas.openxmlformats.org/officeDocument/2006/math" xmlns:v="urn:schemas-microsoft-com:vml" xmlns:wp14="http://schemas.microsoft.com/office/word/2010/wordprocessingDrawing" xmlns:wp="http://schemas.openxmlformats.org/drawingml/2006/wordprocessingDrawing" xmlns:w10="urn:schemas-microsoft-com:office:word" xmlns:w="http://schemas.openxmlformats.org/wordprocessingml/2006/main" xmlns:w14="http://schemas.microsoft.com/office/word/2010/wordml" xmlns:w15="http://schemas.microsoft.com/office/word/2012/wordml" xmlns:w16cex="http://schemas.microsoft.com/office/word/2018/wordml/cex" xmlns:w16cid="http://schemas.microsoft.com/office/word/2016/wordml/cid" xmlns:w16="http://schemas.microsoft.com/office/word/2018/wordml" xmlns:w16du="http://schemas.microsoft.com/office/word/2023/wordml/word16du" xmlns:w16sdtdh="http://schemas.microsoft.com/office/word/2020/wordml/sdtdatahash" xmlns:w16sdtfl="http://schemas.microsoft.com/office/word/2024/wordml/sdtformatlock" xmlns:w16se="http://schemas.microsoft.com/office/word/2015/wordml/symex" xmlns:wpg="http://schemas.microsoft.com/office/word/2010/wordprocessingGroup" xmlns:wpi="http://schemas.microsoft.com/office/word/2010/wordprocessingInk" xmlns:wne="http://schemas.microsoft.com/office/word/2006/wordml" xmlns:wps="http://schemas.microsoft.com/office/word/2010/wordprocessingShape" mc:Ignorable="w14 w15 w16se w16cid w16 w16cex w16sdtdh w16sdtfl w16du wp14">
+  <w:abstractNum w:abstractNumId="0" w15:restartNumberingAfterBreak="0">
+    <w:nsid w:val="13124E0B"/>
+    <w:multiLevelType w:val="multilevel"/>
+    <w:tmpl w:val="A2529652"/>
+    <w:lvl w:ilvl="0">
+      <w:start w:val="1"/>
+      <w:numFmt w:val="bullet"/>
+      <w:lvlText w:val=""/>
+      <w:lvlJc w:val="left"/>
+      <w:pPr>
+        <w:tabs>
+          <w:tab w:val="num" w:pos="720"/>
+        </w:tabs>
+        <w:ind w:left="720" w:hanging="360"/>
+      </w:pPr>
+      <w:rPr>
+        <w:rFonts w:ascii="Symbol" w:hAnsi="Symbol" w:hint="default"/>
+        <w:sz w:val="20"/>
+      </w:rPr>
+    </w:lvl>
+    <w:lvl w:ilvl="1" w:tentative="1">
+      <w:start w:val="1"/>
+      <w:numFmt w:val="bullet"/>
+      <w:lvlText w:val="o"/>
+      <w:lvlJc w:val="left"/>
+      <w:pPr>
+        <w:tabs>
+          <w:tab w:val="num" w:pos="1440"/>
+        </w:tabs>
+        <w:ind w:left="1440" w:hanging="360"/>
+      </w:pPr>
+      <w:rPr>
+        <w:rFonts w:ascii="Courier New" w:hAnsi="Courier New" w:hint="default"/>
+        <w:sz w:val="20"/>
+      </w:rPr>
+    </w:lvl>
+    <w:lvl w:ilvl="2" w:tentative="1">
+      <w:start w:val="1"/>
+      <w:numFmt w:val="bullet"/>
+      <w:lvlText w:val=""/>
+      <w:lvlJc w:val="left"/>
+      <w:pPr>
+        <w:tabs>
+          <w:tab w:val="num" w:pos="2160"/>
+        </w:tabs>
+        <w:ind w:left="2160" w:hanging="360"/>
+      </w:pPr>
+      <w:rPr>
+        <w:rFonts w:ascii="Wingdings" w:hAnsi="Wingdings" w:hint="default"/>
+        <w:sz w:val="20"/>
+      </w:rPr>
+    </w:lvl>
+    <w:lvl w:ilvl="3" w:tentative="1">
+      <w:start w:val="1"/>
+      <w:numFmt w:val="bullet"/>
+      <w:lvlText w:val=""/>
+      <w:lvlJc w:val="left"/>
+      <w:pPr>
+        <w:tabs>
+          <w:tab w:val="num" w:pos="2880"/>
+        </w:tabs>
+        <w:ind w:left="2880" w:hanging="360"/>
+      </w:pPr>
+      <w:rPr>
+        <w:rFonts w:ascii="Wingdings" w:hAnsi="Wingdings" w:hint="default"/>
+        <w:sz w:val="20"/>
+      </w:rPr>
+    </w:lvl>
+    <w:lvl w:ilvl="4" w:tentative="1">
+      <w:start w:val="1"/>
+      <w:numFmt w:val="bullet"/>
+      <w:lvlText w:val=""/>
+      <w:lvlJc w:val="left"/>
+      <w:pPr>
+        <w:tabs>
+          <w:tab w:val="num" w:pos="3600"/>
+        </w:tabs>
+        <w:ind w:left="3600" w:hanging="360"/>
+      </w:pPr>
+      <w:rPr>
+        <w:rFonts w:ascii="Wingdings" w:hAnsi="Wingdings" w:hint="default"/>
+        <w:sz w:val="20"/>
+      </w:rPr>
+    </w:lvl>
+    <w:lvl w:ilvl="5" w:tentative="1">
+      <w:start w:val="1"/>
+      <w:numFmt w:val="bullet"/>
+      <w:lvlText w:val=""/>
+      <w:lvlJc w:val="left"/>
+      <w:pPr>
+        <w:tabs>
+          <w:tab w:val="num" w:pos="4320"/>
+        </w:tabs>
+        <w:ind w:left="4320" w:hanging="360"/>
+      </w:pPr>
+      <w:rPr>
+        <w:rFonts w:ascii="Wingdings" w:hAnsi="Wingdings" w:hint="default"/>
+        <w:sz w:val="20"/>
+      </w:rPr>
+    </w:lvl>
+    <w:lvl w:ilvl="6" w:tentative="1">
+      <w:start w:val="1"/>
+      <w:numFmt w:val="bullet"/>
+      <w:lvlText w:val=""/>
+      <w:lvlJc w:val="left"/>
+      <w:pPr>
+        <w:tabs>
+          <w:tab w:val="num" w:pos="5040"/>
+        </w:tabs>
+        <w:ind w:left="5040" w:hanging="360"/>
+      </w:pPr>
+      <w:rPr>
+        <w:rFonts w:ascii="Wingdings" w:hAnsi="Wingdings" w:hint="default"/>
+        <w:sz w:val="20"/>
+      </w:rPr>
+    </w:lvl>
+    <w:lvl w:ilvl="7" w:tentative="1">
+      <w:start w:val="1"/>
+      <w:numFmt w:val="bullet"/>
+      <w:lvlText w:val=""/>
+      <w:lvlJc w:val="left"/>
+      <w:pPr>
+        <w:tabs>
+          <w:tab w:val="num" w:pos="5760"/>
+        </w:tabs>
+        <w:ind w:left="5760" w:hanging="360"/>
+      </w:pPr>
+      <w:rPr>
+        <w:rFonts w:ascii="Wingdings" w:hAnsi="Wingdings" w:hint="default"/>
+        <w:sz w:val="20"/>
+      </w:rPr>
+    </w:lvl>
+    <w:lvl w:ilvl="8" w:tentative="1">
+      <w:start w:val="1"/>
+      <w:numFmt w:val="bullet"/>
+      <w:lvlText w:val=""/>
+      <w:lvlJc w:val="left"/>
+      <w:pPr>
+        <w:tabs>
+          <w:tab w:val="num" w:pos="6480"/>
+        </w:tabs>
+        <w:ind w:left="6480" w:hanging="360"/>
+      </w:pPr>
+      <w:rPr>
+        <w:rFonts w:ascii="Wingdings" w:hAnsi="Wingdings" w:hint="default"/>
+        <w:sz w:val="20"/>
+      </w:rPr>
+    </w:lvl>
+  </w:abstractNum>
+  <w:abstractNum w:abstractNumId="1" w15:restartNumberingAfterBreak="0">
+    <w:nsid w:val="18885B8D"/>
+    <w:multiLevelType w:val="multilevel"/>
+    <w:tmpl w:val="EBE8AA6E"/>
+    <w:lvl w:ilvl="0">
+      <w:start w:val="1"/>
+      <w:numFmt w:val="bullet"/>
+      <w:lvlText w:val=""/>
+      <w:lvlJc w:val="left"/>
+      <w:pPr>
+        <w:tabs>
+          <w:tab w:val="num" w:pos="720"/>
+        </w:tabs>
+        <w:ind w:left="720" w:hanging="360"/>
+      </w:pPr>
+      <w:rPr>
+        <w:rFonts w:ascii="Symbol" w:hAnsi="Symbol" w:hint="default"/>
+        <w:sz w:val="20"/>
+      </w:rPr>
+    </w:lvl>
+    <w:lvl w:ilvl="1" w:tentative="1">
+      <w:start w:val="1"/>
+      <w:numFmt w:val="bullet"/>
+      <w:lvlText w:val="o"/>
+      <w:lvlJc w:val="left"/>
+      <w:pPr>
+        <w:tabs>
+          <w:tab w:val="num" w:pos="1440"/>
+        </w:tabs>
+        <w:ind w:left="1440" w:hanging="360"/>
+      </w:pPr>
+      <w:rPr>
+        <w:rFonts w:ascii="Courier New" w:hAnsi="Courier New" w:hint="default"/>
+        <w:sz w:val="20"/>
+      </w:rPr>
+    </w:lvl>
+    <w:lvl w:ilvl="2" w:tentative="1">
+      <w:start w:val="1"/>
+      <w:numFmt w:val="bullet"/>
+      <w:lvlText w:val=""/>
+      <w:lvlJc w:val="left"/>
+      <w:pPr>
+        <w:tabs>
+          <w:tab w:val="num" w:pos="2160"/>
+        </w:tabs>
+        <w:ind w:left="2160" w:hanging="360"/>
+      </w:pPr>
+      <w:rPr>
+        <w:rFonts w:ascii="Wingdings" w:hAnsi="Wingdings" w:hint="default"/>
+        <w:sz w:val="20"/>
+      </w:rPr>
+    </w:lvl>
+    <w:lvl w:ilvl="3" w:tentative="1">
+      <w:start w:val="1"/>
+      <w:numFmt w:val="bullet"/>
+      <w:lvlText w:val=""/>
+      <w:lvlJc w:val="left"/>
+      <w:pPr>
+        <w:tabs>
+          <w:tab w:val="num" w:pos="2880"/>
+        </w:tabs>
+        <w:ind w:left="2880" w:hanging="360"/>
+      </w:pPr>
+      <w:rPr>
+        <w:rFonts w:ascii="Wingdings" w:hAnsi="Wingdings" w:hint="default"/>
+        <w:sz w:val="20"/>
+      </w:rPr>
+    </w:lvl>
+    <w:lvl w:ilvl="4" w:tentative="1">
+      <w:start w:val="1"/>
+      <w:numFmt w:val="bullet"/>
+      <w:lvlText w:val=""/>
+      <w:lvlJc w:val="left"/>
+      <w:pPr>
+        <w:tabs>
+          <w:tab w:val="num" w:pos="3600"/>
+        </w:tabs>
+        <w:ind w:left="3600" w:hanging="360"/>
+      </w:pPr>
+      <w:rPr>
+        <w:rFonts w:ascii="Wingdings" w:hAnsi="Wingdings" w:hint="default"/>
+        <w:sz w:val="20"/>
+      </w:rPr>
+    </w:lvl>
+    <w:lvl w:ilvl="5" w:tentative="1">
+      <w:start w:val="1"/>
+      <w:numFmt w:val="bullet"/>
+      <w:lvlText w:val=""/>
+      <w:lvlJc w:val="left"/>
+      <w:pPr>
+        <w:tabs>
+          <w:tab w:val="num" w:pos="4320"/>
+        </w:tabs>
+        <w:ind w:left="4320" w:hanging="360"/>
+      </w:pPr>
+      <w:rPr>
+        <w:rFonts w:ascii="Wingdings" w:hAnsi="Wingdings" w:hint="default"/>
+        <w:sz w:val="20"/>
+      </w:rPr>
+    </w:lvl>
+    <w:lvl w:ilvl="6" w:tentative="1">
+      <w:start w:val="1"/>
+      <w:numFmt w:val="bullet"/>
+      <w:lvlText w:val=""/>
+      <w:lvlJc w:val="left"/>
+      <w:pPr>
+        <w:tabs>
+          <w:tab w:val="num" w:pos="5040"/>
+        </w:tabs>
+        <w:ind w:left="5040" w:hanging="360"/>
+      </w:pPr>
+      <w:rPr>
+        <w:rFonts w:ascii="Wingdings" w:hAnsi="Wingdings" w:hint="default"/>
+        <w:sz w:val="20"/>
+      </w:rPr>
+    </w:lvl>
+    <w:lvl w:ilvl="7" w:tentative="1">
+      <w:start w:val="1"/>
+      <w:numFmt w:val="bullet"/>
+      <w:lvlText w:val=""/>
+      <w:lvlJc w:val="left"/>
+      <w:pPr>
+        <w:tabs>
+          <w:tab w:val="num" w:pos="5760"/>
+        </w:tabs>
+        <w:ind w:left="5760" w:hanging="360"/>
+      </w:pPr>
+      <w:rPr>
+        <w:rFonts w:ascii="Wingdings" w:hAnsi="Wingdings" w:hint="default"/>
+        <w:sz w:val="20"/>
+      </w:rPr>
+    </w:lvl>
+    <w:lvl w:ilvl="8" w:tentative="1">
+      <w:start w:val="1"/>
+      <w:numFmt w:val="bullet"/>
+      <w:lvlText w:val=""/>
+      <w:lvlJc w:val="left"/>
+      <w:pPr>
+        <w:tabs>
+          <w:tab w:val="num" w:pos="6480"/>
+        </w:tabs>
+        <w:ind w:left="6480" w:hanging="360"/>
+      </w:pPr>
+      <w:rPr>
+        <w:rFonts w:ascii="Wingdings" w:hAnsi="Wingdings" w:hint="default"/>
+        <w:sz w:val="20"/>
+      </w:rPr>
+    </w:lvl>
+  </w:abstractNum>
+  <w:abstractNum w:abstractNumId="2" w15:restartNumberingAfterBreak="0">
+    <w:nsid w:val="23106432"/>
+    <w:multiLevelType w:val="multilevel"/>
+    <w:tmpl w:val="5BEAB652"/>
+    <w:lvl w:ilvl="0">
+      <w:start w:val="1"/>
+      <w:numFmt w:val="bullet"/>
+      <w:lvlText w:val=""/>
+      <w:lvlJc w:val="left"/>
+      <w:pPr>
+        <w:tabs>
+          <w:tab w:val="num" w:pos="720"/>
+        </w:tabs>
+        <w:ind w:left="720" w:hanging="360"/>
+      </w:pPr>
+      <w:rPr>
+        <w:rFonts w:ascii="Symbol" w:hAnsi="Symbol" w:hint="default"/>
+        <w:sz w:val="20"/>
+      </w:rPr>
+    </w:lvl>
+    <w:lvl w:ilvl="1" w:tentative="1">
+      <w:start w:val="1"/>
+      <w:numFmt w:val="bullet"/>
+      <w:lvlText w:val="o"/>
+      <w:lvlJc w:val="left"/>
+      <w:pPr>
+        <w:tabs>
+          <w:tab w:val="num" w:pos="1440"/>
+        </w:tabs>
+        <w:ind w:left="1440" w:hanging="360"/>
+      </w:pPr>
+      <w:rPr>
+        <w:rFonts w:ascii="Courier New" w:hAnsi="Courier New" w:hint="default"/>
+        <w:sz w:val="20"/>
+      </w:rPr>
+    </w:lvl>
+    <w:lvl w:ilvl="2" w:tentative="1">
+      <w:start w:val="1"/>
+      <w:numFmt w:val="bullet"/>
+      <w:lvlText w:val=""/>
+      <w:lvlJc w:val="left"/>
+      <w:pPr>
+        <w:tabs>
+          <w:tab w:val="num" w:pos="2160"/>
+        </w:tabs>
+        <w:ind w:left="2160" w:hanging="360"/>
+      </w:pPr>
+      <w:rPr>
+        <w:rFonts w:ascii="Wingdings" w:hAnsi="Wingdings" w:hint="default"/>
+        <w:sz w:val="20"/>
+      </w:rPr>
+    </w:lvl>
+    <w:lvl w:ilvl="3" w:tentative="1">
+      <w:start w:val="1"/>
+      <w:numFmt w:val="bullet"/>
+      <w:lvlText w:val=""/>
+      <w:lvlJc w:val="left"/>
+      <w:pPr>
+        <w:tabs>
+          <w:tab w:val="num" w:pos="2880"/>
+        </w:tabs>
+        <w:ind w:left="2880" w:hanging="360"/>
+      </w:pPr>
+      <w:rPr>
+        <w:rFonts w:ascii="Wingdings" w:hAnsi="Wingdings" w:hint="default"/>
+        <w:sz w:val="20"/>
+      </w:rPr>
+    </w:lvl>
+    <w:lvl w:ilvl="4" w:tentative="1">
+      <w:start w:val="1"/>
+      <w:numFmt w:val="bullet"/>
+      <w:lvlText w:val=""/>
+      <w:lvlJc w:val="left"/>
+      <w:pPr>
+        <w:tabs>
+          <w:tab w:val="num" w:pos="3600"/>
+        </w:tabs>
+        <w:ind w:left="3600" w:hanging="360"/>
+      </w:pPr>
+      <w:rPr>
+        <w:rFonts w:ascii="Wingdings" w:hAnsi="Wingdings" w:hint="default"/>
+        <w:sz w:val="20"/>
+      </w:rPr>
+    </w:lvl>
+    <w:lvl w:ilvl="5" w:tentative="1">
+      <w:start w:val="1"/>
+      <w:numFmt w:val="bullet"/>
+      <w:lvlText w:val=""/>
+      <w:lvlJc w:val="left"/>
+      <w:pPr>
+        <w:tabs>
+          <w:tab w:val="num" w:pos="4320"/>
+        </w:tabs>
+        <w:ind w:left="4320" w:hanging="360"/>
+      </w:pPr>
+      <w:rPr>
+        <w:rFonts w:ascii="Wingdings" w:hAnsi="Wingdings" w:hint="default"/>
+        <w:sz w:val="20"/>
+      </w:rPr>
+    </w:lvl>
+    <w:lvl w:ilvl="6" w:tentative="1">
+      <w:start w:val="1"/>
+      <w:numFmt w:val="bullet"/>
+      <w:lvlText w:val=""/>
+      <w:lvlJc w:val="left"/>
+      <w:pPr>
+        <w:tabs>
+          <w:tab w:val="num" w:pos="5040"/>
+        </w:tabs>
+        <w:ind w:left="5040" w:hanging="360"/>
+      </w:pPr>
+      <w:rPr>
+        <w:rFonts w:ascii="Wingdings" w:hAnsi="Wingdings" w:hint="default"/>
+        <w:sz w:val="20"/>
+      </w:rPr>
+    </w:lvl>
+    <w:lvl w:ilvl="7" w:tentative="1">
+      <w:start w:val="1"/>
+      <w:numFmt w:val="bullet"/>
+      <w:lvlText w:val=""/>
+      <w:lvlJc w:val="left"/>
+      <w:pPr>
+        <w:tabs>
+          <w:tab w:val="num" w:pos="5760"/>
+        </w:tabs>
+        <w:ind w:left="5760" w:hanging="360"/>
+      </w:pPr>
+      <w:rPr>
+        <w:rFonts w:ascii="Wingdings" w:hAnsi="Wingdings" w:hint="default"/>
+        <w:sz w:val="20"/>
+      </w:rPr>
+    </w:lvl>
+    <w:lvl w:ilvl="8" w:tentative="1">
+      <w:start w:val="1"/>
+      <w:numFmt w:val="bullet"/>
+      <w:lvlText w:val=""/>
+      <w:lvlJc w:val="left"/>
+      <w:pPr>
+        <w:tabs>
+          <w:tab w:val="num" w:pos="6480"/>
+        </w:tabs>
+        <w:ind w:left="6480" w:hanging="360"/>
+      </w:pPr>
+      <w:rPr>
+        <w:rFonts w:ascii="Wingdings" w:hAnsi="Wingdings" w:hint="default"/>
+        <w:sz w:val="20"/>
+      </w:rPr>
+    </w:lvl>
+  </w:abstractNum>
+  <w:abstractNum w:abstractNumId="3" w15:restartNumberingAfterBreak="0">
+    <w:nsid w:val="25A01C73"/>
+    <w:multiLevelType w:val="multilevel"/>
+    <w:tmpl w:val="204C6114"/>
+    <w:lvl w:ilvl="0">
+      <w:start w:val="1"/>
+      <w:numFmt w:val="bullet"/>
+      <w:lvlText w:val=""/>
+      <w:lvlJc w:val="left"/>
+      <w:pPr>
+        <w:tabs>
+          <w:tab w:val="num" w:pos="720"/>
+        </w:tabs>
+        <w:ind w:left="720" w:hanging="360"/>
+      </w:pPr>
+      <w:rPr>
+        <w:rFonts w:ascii="Symbol" w:hAnsi="Symbol" w:hint="default"/>
+        <w:sz w:val="20"/>
+      </w:rPr>
+    </w:lvl>
+    <w:lvl w:ilvl="1" w:tentative="1">
+      <w:start w:val="1"/>
+      <w:numFmt w:val="bullet"/>
+      <w:lvlText w:val="o"/>
+      <w:lvlJc w:val="left"/>
+      <w:pPr>
+        <w:tabs>
+          <w:tab w:val="num" w:pos="1440"/>
+        </w:tabs>
+        <w:ind w:left="1440" w:hanging="360"/>
+      </w:pPr>
+      <w:rPr>
+        <w:rFonts w:ascii="Courier New" w:hAnsi="Courier New" w:hint="default"/>
+        <w:sz w:val="20"/>
+      </w:rPr>
+    </w:lvl>
+    <w:lvl w:ilvl="2" w:tentative="1">
+      <w:start w:val="1"/>
+      <w:numFmt w:val="bullet"/>
+      <w:lvlText w:val=""/>
+      <w:lvlJc w:val="left"/>
+      <w:pPr>
+        <w:tabs>
+          <w:tab w:val="num" w:pos="2160"/>
+        </w:tabs>
+        <w:ind w:left="2160" w:hanging="360"/>
+      </w:pPr>
+      <w:rPr>
+        <w:rFonts w:ascii="Wingdings" w:hAnsi="Wingdings" w:hint="default"/>
+        <w:sz w:val="20"/>
+      </w:rPr>
+    </w:lvl>
+    <w:lvl w:ilvl="3" w:tentative="1">
+      <w:start w:val="1"/>
+      <w:numFmt w:val="bullet"/>
+      <w:lvlText w:val=""/>
+      <w:lvlJc w:val="left"/>
+      <w:pPr>
+        <w:tabs>
+          <w:tab w:val="num" w:pos="2880"/>
+        </w:tabs>
+        <w:ind w:left="2880" w:hanging="360"/>
+      </w:pPr>
+      <w:rPr>
+        <w:rFonts w:ascii="Wingdings" w:hAnsi="Wingdings" w:hint="default"/>
+        <w:sz w:val="20"/>
+      </w:rPr>
+    </w:lvl>
+    <w:lvl w:ilvl="4" w:tentative="1">
+      <w:start w:val="1"/>
+      <w:numFmt w:val="bullet"/>
+      <w:lvlText w:val=""/>
+      <w:lvlJc w:val="left"/>
+      <w:pPr>
+        <w:tabs>
+          <w:tab w:val="num" w:pos="3600"/>
+        </w:tabs>
+        <w:ind w:left="3600" w:hanging="360"/>
+      </w:pPr>
+      <w:rPr>
+        <w:rFonts w:ascii="Wingdings" w:hAnsi="Wingdings" w:hint="default"/>
+        <w:sz w:val="20"/>
+      </w:rPr>
+    </w:lvl>
+    <w:lvl w:ilvl="5" w:tentative="1">
+      <w:start w:val="1"/>
+      <w:numFmt w:val="bullet"/>
+      <w:lvlText w:val=""/>
+      <w:lvlJc w:val="left"/>
+      <w:pPr>
+        <w:tabs>
+          <w:tab w:val="num" w:pos="4320"/>
+        </w:tabs>
+        <w:ind w:left="4320" w:hanging="360"/>
+      </w:pPr>
+      <w:rPr>
+        <w:rFonts w:ascii="Wingdings" w:hAnsi="Wingdings" w:hint="default"/>
+        <w:sz w:val="20"/>
+      </w:rPr>
+    </w:lvl>
+    <w:lvl w:ilvl="6" w:tentative="1">
+      <w:start w:val="1"/>
+      <w:numFmt w:val="bullet"/>
+      <w:lvlText w:val=""/>
+      <w:lvlJc w:val="left"/>
+      <w:pPr>
+        <w:tabs>
+          <w:tab w:val="num" w:pos="5040"/>
+        </w:tabs>
+        <w:ind w:left="5040" w:hanging="360"/>
+      </w:pPr>
+      <w:rPr>
+        <w:rFonts w:ascii="Wingdings" w:hAnsi="Wingdings" w:hint="default"/>
+        <w:sz w:val="20"/>
+      </w:rPr>
+    </w:lvl>
+    <w:lvl w:ilvl="7" w:tentative="1">
+      <w:start w:val="1"/>
+      <w:numFmt w:val="bullet"/>
+      <w:lvlText w:val=""/>
+      <w:lvlJc w:val="left"/>
+      <w:pPr>
+        <w:tabs>
+          <w:tab w:val="num" w:pos="5760"/>
+        </w:tabs>
+        <w:ind w:left="5760" w:hanging="360"/>
+      </w:pPr>
+      <w:rPr>
+        <w:rFonts w:ascii="Wingdings" w:hAnsi="Wingdings" w:hint="default"/>
+        <w:sz w:val="20"/>
+      </w:rPr>
+    </w:lvl>
+    <w:lvl w:ilvl="8" w:tentative="1">
+      <w:start w:val="1"/>
+      <w:numFmt w:val="bullet"/>
+      <w:lvlText w:val=""/>
+      <w:lvlJc w:val="left"/>
+      <w:pPr>
+        <w:tabs>
+          <w:tab w:val="num" w:pos="6480"/>
+        </w:tabs>
+        <w:ind w:left="6480" w:hanging="360"/>
+      </w:pPr>
+      <w:rPr>
+        <w:rFonts w:ascii="Wingdings" w:hAnsi="Wingdings" w:hint="default"/>
+        <w:sz w:val="20"/>
+      </w:rPr>
+    </w:lvl>
+  </w:abstractNum>
+  <w:abstractNum w:abstractNumId="4" w15:restartNumberingAfterBreak="0">
+    <w:nsid w:val="2D165604"/>
+    <w:multiLevelType w:val="multilevel"/>
+    <w:tmpl w:val="44E226C0"/>
+    <w:lvl w:ilvl="0">
+      <w:start w:val="1"/>
+      <w:numFmt w:val="bullet"/>
+      <w:lvlText w:val=""/>
+      <w:lvlJc w:val="left"/>
+      <w:pPr>
+        <w:tabs>
+          <w:tab w:val="num" w:pos="720"/>
+        </w:tabs>
+        <w:ind w:left="720" w:hanging="360"/>
+      </w:pPr>
+      <w:rPr>
+        <w:rFonts w:ascii="Symbol" w:hAnsi="Symbol" w:hint="default"/>
+        <w:sz w:val="20"/>
+      </w:rPr>
+    </w:lvl>
+    <w:lvl w:ilvl="1" w:tentative="1">
+      <w:start w:val="1"/>
+      <w:numFmt w:val="bullet"/>
+      <w:lvlText w:val="o"/>
+      <w:lvlJc w:val="left"/>
+      <w:pPr>
+        <w:tabs>
+          <w:tab w:val="num" w:pos="1440"/>
+        </w:tabs>
+        <w:ind w:left="1440" w:hanging="360"/>
+      </w:pPr>
+      <w:rPr>
+        <w:rFonts w:ascii="Courier New" w:hAnsi="Courier New" w:hint="default"/>
+        <w:sz w:val="20"/>
+      </w:rPr>
+    </w:lvl>
+    <w:lvl w:ilvl="2" w:tentative="1">
+      <w:start w:val="1"/>
+      <w:numFmt w:val="bullet"/>
+      <w:lvlText w:val=""/>
+      <w:lvlJc w:val="left"/>
+      <w:pPr>
+        <w:tabs>
+          <w:tab w:val="num" w:pos="2160"/>
+        </w:tabs>
+        <w:ind w:left="2160" w:hanging="360"/>
+      </w:pPr>
+      <w:rPr>
+        <w:rFonts w:ascii="Wingdings" w:hAnsi="Wingdings" w:hint="default"/>
+        <w:sz w:val="20"/>
+      </w:rPr>
+    </w:lvl>
+    <w:lvl w:ilvl="3" w:tentative="1">
+      <w:start w:val="1"/>
+      <w:numFmt w:val="bullet"/>
+      <w:lvlText w:val=""/>
+      <w:lvlJc w:val="left"/>
+      <w:pPr>
+        <w:tabs>
+          <w:tab w:val="num" w:pos="2880"/>
+        </w:tabs>
+        <w:ind w:left="2880" w:hanging="360"/>
+      </w:pPr>
+      <w:rPr>
+        <w:rFonts w:ascii="Wingdings" w:hAnsi="Wingdings" w:hint="default"/>
+        <w:sz w:val="20"/>
+      </w:rPr>
+    </w:lvl>
+    <w:lvl w:ilvl="4" w:tentative="1">
+      <w:start w:val="1"/>
+      <w:numFmt w:val="bullet"/>
+      <w:lvlText w:val=""/>
+      <w:lvlJc w:val="left"/>
+      <w:pPr>
+        <w:tabs>
+          <w:tab w:val="num" w:pos="3600"/>
+        </w:tabs>
+        <w:ind w:left="3600" w:hanging="360"/>
+      </w:pPr>
+      <w:rPr>
+        <w:rFonts w:ascii="Wingdings" w:hAnsi="Wingdings" w:hint="default"/>
+        <w:sz w:val="20"/>
+      </w:rPr>
+    </w:lvl>
+    <w:lvl w:ilvl="5" w:tentative="1">
+      <w:start w:val="1"/>
+      <w:numFmt w:val="bullet"/>
+      <w:lvlText w:val=""/>
+      <w:lvlJc w:val="left"/>
+      <w:pPr>
+        <w:tabs>
+          <w:tab w:val="num" w:pos="4320"/>
+        </w:tabs>
+        <w:ind w:left="4320" w:hanging="360"/>
+      </w:pPr>
+      <w:rPr>
+        <w:rFonts w:ascii="Wingdings" w:hAnsi="Wingdings" w:hint="default"/>
+        <w:sz w:val="20"/>
+      </w:rPr>
+    </w:lvl>
+    <w:lvl w:ilvl="6" w:tentative="1">
+      <w:start w:val="1"/>
+      <w:numFmt w:val="bullet"/>
+      <w:lvlText w:val=""/>
+      <w:lvlJc w:val="left"/>
+      <w:pPr>
+        <w:tabs>
+          <w:tab w:val="num" w:pos="5040"/>
+        </w:tabs>
+        <w:ind w:left="5040" w:hanging="360"/>
+      </w:pPr>
+      <w:rPr>
+        <w:rFonts w:ascii="Wingdings" w:hAnsi="Wingdings" w:hint="default"/>
+        <w:sz w:val="20"/>
+      </w:rPr>
+    </w:lvl>
+    <w:lvl w:ilvl="7" w:tentative="1">
+      <w:start w:val="1"/>
+      <w:numFmt w:val="bullet"/>
+      <w:lvlText w:val=""/>
+      <w:lvlJc w:val="left"/>
+      <w:pPr>
+        <w:tabs>
+          <w:tab w:val="num" w:pos="5760"/>
+        </w:tabs>
+        <w:ind w:left="5760" w:hanging="360"/>
+      </w:pPr>
+      <w:rPr>
+        <w:rFonts w:ascii="Wingdings" w:hAnsi="Wingdings" w:hint="default"/>
+        <w:sz w:val="20"/>
+      </w:rPr>
+    </w:lvl>
+    <w:lvl w:ilvl="8" w:tentative="1">
+      <w:start w:val="1"/>
+      <w:numFmt w:val="bullet"/>
+      <w:lvlText w:val=""/>
+      <w:lvlJc w:val="left"/>
+      <w:pPr>
+        <w:tabs>
+          <w:tab w:val="num" w:pos="6480"/>
+        </w:tabs>
+        <w:ind w:left="6480" w:hanging="360"/>
+      </w:pPr>
+      <w:rPr>
+        <w:rFonts w:ascii="Wingdings" w:hAnsi="Wingdings" w:hint="default"/>
+        <w:sz w:val="20"/>
+      </w:rPr>
+    </w:lvl>
+  </w:abstractNum>
+  <w:abstractNum w:abstractNumId="5" w15:restartNumberingAfterBreak="0">
+    <w:nsid w:val="2FD94AC6"/>
+    <w:multiLevelType w:val="multilevel"/>
+    <w:tmpl w:val="AB9AA530"/>
+    <w:lvl w:ilvl="0">
+      <w:start w:val="1"/>
+      <w:numFmt w:val="bullet"/>
+      <w:lvlText w:val=""/>
+      <w:lvlJc w:val="left"/>
+      <w:pPr>
+        <w:tabs>
+          <w:tab w:val="num" w:pos="720"/>
+        </w:tabs>
+        <w:ind w:left="720" w:hanging="360"/>
+      </w:pPr>
+      <w:rPr>
+        <w:rFonts w:ascii="Symbol" w:hAnsi="Symbol" w:hint="default"/>
+        <w:sz w:val="20"/>
+      </w:rPr>
+    </w:lvl>
+    <w:lvl w:ilvl="1" w:tentative="1">
+      <w:start w:val="1"/>
+      <w:numFmt w:val="bullet"/>
+      <w:lvlText w:val="o"/>
+      <w:lvlJc w:val="left"/>
+      <w:pPr>
+        <w:tabs>
+          <w:tab w:val="num" w:pos="1440"/>
+        </w:tabs>
+        <w:ind w:left="1440" w:hanging="360"/>
+      </w:pPr>
+      <w:rPr>
+        <w:rFonts w:ascii="Courier New" w:hAnsi="Courier New" w:hint="default"/>
+        <w:sz w:val="20"/>
+      </w:rPr>
+    </w:lvl>
+    <w:lvl w:ilvl="2" w:tentative="1">
+      <w:start w:val="1"/>
+      <w:numFmt w:val="bullet"/>
+      <w:lvlText w:val=""/>
+      <w:lvlJc w:val="left"/>
+      <w:pPr>
+        <w:tabs>
+          <w:tab w:val="num" w:pos="2160"/>
+        </w:tabs>
+        <w:ind w:left="2160" w:hanging="360"/>
+      </w:pPr>
+      <w:rPr>
+        <w:rFonts w:ascii="Wingdings" w:hAnsi="Wingdings" w:hint="default"/>
+        <w:sz w:val="20"/>
+      </w:rPr>
+    </w:lvl>
+    <w:lvl w:ilvl="3" w:tentative="1">
+      <w:start w:val="1"/>
+      <w:numFmt w:val="bullet"/>
+      <w:lvlText w:val=""/>
+      <w:lvlJc w:val="left"/>
+      <w:pPr>
+        <w:tabs>
+          <w:tab w:val="num" w:pos="2880"/>
+        </w:tabs>
+        <w:ind w:left="2880" w:hanging="360"/>
+      </w:pPr>
+      <w:rPr>
+        <w:rFonts w:ascii="Wingdings" w:hAnsi="Wingdings" w:hint="default"/>
+        <w:sz w:val="20"/>
+      </w:rPr>
+    </w:lvl>
+    <w:lvl w:ilvl="4" w:tentative="1">
+      <w:start w:val="1"/>
+      <w:numFmt w:val="bullet"/>
+      <w:lvlText w:val=""/>
+      <w:lvlJc w:val="left"/>
+      <w:pPr>
+        <w:tabs>
+          <w:tab w:val="num" w:pos="3600"/>
+        </w:tabs>
+        <w:ind w:left="3600" w:hanging="360"/>
+      </w:pPr>
+      <w:rPr>
+        <w:rFonts w:ascii="Wingdings" w:hAnsi="Wingdings" w:hint="default"/>
+        <w:sz w:val="20"/>
+      </w:rPr>
+    </w:lvl>
+    <w:lvl w:ilvl="5" w:tentative="1">
+      <w:start w:val="1"/>
+      <w:numFmt w:val="bullet"/>
+      <w:lvlText w:val=""/>
+      <w:lvlJc w:val="left"/>
+      <w:pPr>
+        <w:tabs>
+          <w:tab w:val="num" w:pos="4320"/>
+        </w:tabs>
+        <w:ind w:left="4320" w:hanging="360"/>
+      </w:pPr>
+      <w:rPr>
+        <w:rFonts w:ascii="Wingdings" w:hAnsi="Wingdings" w:hint="default"/>
+        <w:sz w:val="20"/>
+      </w:rPr>
+    </w:lvl>
+    <w:lvl w:ilvl="6" w:tentative="1">
+      <w:start w:val="1"/>
+      <w:numFmt w:val="bullet"/>
+      <w:lvlText w:val=""/>
+      <w:lvlJc w:val="left"/>
+      <w:pPr>
+        <w:tabs>
+          <w:tab w:val="num" w:pos="5040"/>
+        </w:tabs>
+        <w:ind w:left="5040" w:hanging="360"/>
+      </w:pPr>
+      <w:rPr>
+        <w:rFonts w:ascii="Wingdings" w:hAnsi="Wingdings" w:hint="default"/>
+        <w:sz w:val="20"/>
+      </w:rPr>
+    </w:lvl>
+    <w:lvl w:ilvl="7" w:tentative="1">
+      <w:start w:val="1"/>
+      <w:numFmt w:val="bullet"/>
+      <w:lvlText w:val=""/>
+      <w:lvlJc w:val="left"/>
+      <w:pPr>
+        <w:tabs>
+          <w:tab w:val="num" w:pos="5760"/>
+        </w:tabs>
+        <w:ind w:left="5760" w:hanging="360"/>
+      </w:pPr>
+      <w:rPr>
+        <w:rFonts w:ascii="Wingdings" w:hAnsi="Wingdings" w:hint="default"/>
+        <w:sz w:val="20"/>
+      </w:rPr>
+    </w:lvl>
+    <w:lvl w:ilvl="8" w:tentative="1">
+      <w:start w:val="1"/>
+      <w:numFmt w:val="bullet"/>
+      <w:lvlText w:val=""/>
+      <w:lvlJc w:val="left"/>
+      <w:pPr>
+        <w:tabs>
+          <w:tab w:val="num" w:pos="6480"/>
+        </w:tabs>
+        <w:ind w:left="6480" w:hanging="360"/>
+      </w:pPr>
+      <w:rPr>
+        <w:rFonts w:ascii="Wingdings" w:hAnsi="Wingdings" w:hint="default"/>
+        <w:sz w:val="20"/>
+      </w:rPr>
+    </w:lvl>
+  </w:abstractNum>
+  <w:abstractNum w:abstractNumId="6" w15:restartNumberingAfterBreak="0">
+    <w:nsid w:val="396A51C0"/>
+    <w:multiLevelType w:val="multilevel"/>
+    <w:tmpl w:val="CDB66B34"/>
+    <w:lvl w:ilvl="0">
+      <w:start w:val="1"/>
+      <w:numFmt w:val="bullet"/>
+      <w:lvlText w:val=""/>
+      <w:lvlJc w:val="left"/>
+      <w:pPr>
+        <w:tabs>
+          <w:tab w:val="num" w:pos="720"/>
+        </w:tabs>
+        <w:ind w:left="720" w:hanging="360"/>
+      </w:pPr>
+      <w:rPr>
+        <w:rFonts w:ascii="Symbol" w:hAnsi="Symbol" w:hint="default"/>
+        <w:sz w:val="20"/>
+      </w:rPr>
+    </w:lvl>
+    <w:lvl w:ilvl="1">
+      <w:start w:val="1"/>
+      <w:numFmt w:val="bullet"/>
+      <w:lvlText w:val="o"/>
+      <w:lvlJc w:val="left"/>
+      <w:pPr>
+        <w:tabs>
+          <w:tab w:val="num" w:pos="1440"/>
+        </w:tabs>
+        <w:ind w:left="1440" w:hanging="360"/>
+      </w:pPr>
+      <w:rPr>
+        <w:rFonts w:ascii="Courier New" w:hAnsi="Courier New" w:hint="default"/>
+        <w:sz w:val="20"/>
+      </w:rPr>
+    </w:lvl>
+    <w:lvl w:ilvl="2" w:tentative="1">
+      <w:start w:val="1"/>
+      <w:numFmt w:val="bullet"/>
+      <w:lvlText w:val=""/>
+      <w:lvlJc w:val="left"/>
+      <w:pPr>
+        <w:tabs>
+          <w:tab w:val="num" w:pos="2160"/>
+        </w:tabs>
+        <w:ind w:left="2160" w:hanging="360"/>
+      </w:pPr>
+      <w:rPr>
+        <w:rFonts w:ascii="Wingdings" w:hAnsi="Wingdings" w:hint="default"/>
+        <w:sz w:val="20"/>
+      </w:rPr>
+    </w:lvl>
+    <w:lvl w:ilvl="3" w:tentative="1">
+      <w:start w:val="1"/>
+      <w:numFmt w:val="bullet"/>
+      <w:lvlText w:val=""/>
+      <w:lvlJc w:val="left"/>
+      <w:pPr>
+        <w:tabs>
+          <w:tab w:val="num" w:pos="2880"/>
+        </w:tabs>
+        <w:ind w:left="2880" w:hanging="360"/>
+      </w:pPr>
+      <w:rPr>
+        <w:rFonts w:ascii="Wingdings" w:hAnsi="Wingdings" w:hint="default"/>
+        <w:sz w:val="20"/>
+      </w:rPr>
+    </w:lvl>
+    <w:lvl w:ilvl="4" w:tentative="1">
+      <w:start w:val="1"/>
+      <w:numFmt w:val="bullet"/>
+      <w:lvlText w:val=""/>
+      <w:lvlJc w:val="left"/>
+      <w:pPr>
+        <w:tabs>
+          <w:tab w:val="num" w:pos="3600"/>
+        </w:tabs>
+        <w:ind w:left="3600" w:hanging="360"/>
+      </w:pPr>
+      <w:rPr>
+        <w:rFonts w:ascii="Wingdings" w:hAnsi="Wingdings" w:hint="default"/>
+        <w:sz w:val="20"/>
+      </w:rPr>
+    </w:lvl>
+    <w:lvl w:ilvl="5" w:tentative="1">
+      <w:start w:val="1"/>
+      <w:numFmt w:val="bullet"/>
+      <w:lvlText w:val=""/>
+      <w:lvlJc w:val="left"/>
+      <w:pPr>
+        <w:tabs>
+          <w:tab w:val="num" w:pos="4320"/>
+        </w:tabs>
+        <w:ind w:left="4320" w:hanging="360"/>
+      </w:pPr>
+      <w:rPr>
+        <w:rFonts w:ascii="Wingdings" w:hAnsi="Wingdings" w:hint="default"/>
+        <w:sz w:val="20"/>
+      </w:rPr>
+    </w:lvl>
+    <w:lvl w:ilvl="6" w:tentative="1">
+      <w:start w:val="1"/>
+      <w:numFmt w:val="bullet"/>
+      <w:lvlText w:val=""/>
+      <w:lvlJc w:val="left"/>
+      <w:pPr>
+        <w:tabs>
+          <w:tab w:val="num" w:pos="5040"/>
+        </w:tabs>
+        <w:ind w:left="5040" w:hanging="360"/>
+      </w:pPr>
+      <w:rPr>
+        <w:rFonts w:ascii="Wingdings" w:hAnsi="Wingdings" w:hint="default"/>
+        <w:sz w:val="20"/>
+      </w:rPr>
+    </w:lvl>
+    <w:lvl w:ilvl="7" w:tentative="1">
+      <w:start w:val="1"/>
+      <w:numFmt w:val="bullet"/>
+      <w:lvlText w:val=""/>
+      <w:lvlJc w:val="left"/>
+      <w:pPr>
+        <w:tabs>
+          <w:tab w:val="num" w:pos="5760"/>
+        </w:tabs>
+        <w:ind w:left="5760" w:hanging="360"/>
+      </w:pPr>
+      <w:rPr>
+        <w:rFonts w:ascii="Wingdings" w:hAnsi="Wingdings" w:hint="default"/>
+        <w:sz w:val="20"/>
+      </w:rPr>
+    </w:lvl>
+    <w:lvl w:ilvl="8" w:tentative="1">
+      <w:start w:val="1"/>
+      <w:numFmt w:val="bullet"/>
+      <w:lvlText w:val=""/>
+      <w:lvlJc w:val="left"/>
+      <w:pPr>
+        <w:tabs>
+          <w:tab w:val="num" w:pos="6480"/>
+        </w:tabs>
+        <w:ind w:left="6480" w:hanging="360"/>
+      </w:pPr>
+      <w:rPr>
+        <w:rFonts w:ascii="Wingdings" w:hAnsi="Wingdings" w:hint="default"/>
+        <w:sz w:val="20"/>
+      </w:rPr>
+    </w:lvl>
+  </w:abstractNum>
+  <w:abstractNum w:abstractNumId="7" w15:restartNumberingAfterBreak="0">
+    <w:nsid w:val="57B75392"/>
+    <w:multiLevelType w:val="multilevel"/>
+    <w:tmpl w:val="9104E8A6"/>
+    <w:lvl w:ilvl="0">
+      <w:start w:val="1"/>
+      <w:numFmt w:val="bullet"/>
+      <w:lvlText w:val=""/>
+      <w:lvlJc w:val="left"/>
+      <w:pPr>
+        <w:tabs>
+          <w:tab w:val="num" w:pos="720"/>
+        </w:tabs>
+        <w:ind w:left="720" w:hanging="360"/>
+      </w:pPr>
+      <w:rPr>
+        <w:rFonts w:ascii="Symbol" w:hAnsi="Symbol" w:hint="default"/>
+        <w:sz w:val="20"/>
+      </w:rPr>
+    </w:lvl>
+    <w:lvl w:ilvl="1" w:tentative="1">
+      <w:start w:val="1"/>
+      <w:numFmt w:val="bullet"/>
+      <w:lvlText w:val="o"/>
+      <w:lvlJc w:val="left"/>
+      <w:pPr>
+        <w:tabs>
+          <w:tab w:val="num" w:pos="1440"/>
+        </w:tabs>
+        <w:ind w:left="1440" w:hanging="360"/>
+      </w:pPr>
+      <w:rPr>
+        <w:rFonts w:ascii="Courier New" w:hAnsi="Courier New" w:hint="default"/>
+        <w:sz w:val="20"/>
+      </w:rPr>
+    </w:lvl>
+    <w:lvl w:ilvl="2" w:tentative="1">
+      <w:start w:val="1"/>
+      <w:numFmt w:val="bullet"/>
+      <w:lvlText w:val=""/>
+      <w:lvlJc w:val="left"/>
+      <w:pPr>
+        <w:tabs>
+          <w:tab w:val="num" w:pos="2160"/>
+        </w:tabs>
+        <w:ind w:left="2160" w:hanging="360"/>
+      </w:pPr>
+      <w:rPr>
+        <w:rFonts w:ascii="Wingdings" w:hAnsi="Wingdings" w:hint="default"/>
+        <w:sz w:val="20"/>
+      </w:rPr>
+    </w:lvl>
+    <w:lvl w:ilvl="3" w:tentative="1">
+      <w:start w:val="1"/>
+      <w:numFmt w:val="bullet"/>
+      <w:lvlText w:val=""/>
+      <w:lvlJc w:val="left"/>
+      <w:pPr>
+        <w:tabs>
+          <w:tab w:val="num" w:pos="2880"/>
+        </w:tabs>
+        <w:ind w:left="2880" w:hanging="360"/>
+      </w:pPr>
+      <w:rPr>
+        <w:rFonts w:ascii="Wingdings" w:hAnsi="Wingdings" w:hint="default"/>
+        <w:sz w:val="20"/>
+      </w:rPr>
+    </w:lvl>
+    <w:lvl w:ilvl="4" w:tentative="1">
+      <w:start w:val="1"/>
+      <w:numFmt w:val="bullet"/>
+      <w:lvlText w:val=""/>
+      <w:lvlJc w:val="left"/>
+      <w:pPr>
+        <w:tabs>
+          <w:tab w:val="num" w:pos="3600"/>
+        </w:tabs>
+        <w:ind w:left="3600" w:hanging="360"/>
+      </w:pPr>
+      <w:rPr>
+        <w:rFonts w:ascii="Wingdings" w:hAnsi="Wingdings" w:hint="default"/>
+        <w:sz w:val="20"/>
+      </w:rPr>
+    </w:lvl>
+    <w:lvl w:ilvl="5" w:tentative="1">
+      <w:start w:val="1"/>
+      <w:numFmt w:val="bullet"/>
+      <w:lvlText w:val=""/>
+      <w:lvlJc w:val="left"/>
+      <w:pPr>
+        <w:tabs>
+          <w:tab w:val="num" w:pos="4320"/>
+        </w:tabs>
+        <w:ind w:left="4320" w:hanging="360"/>
+      </w:pPr>
+      <w:rPr>
+        <w:rFonts w:ascii="Wingdings" w:hAnsi="Wingdings" w:hint="default"/>
+        <w:sz w:val="20"/>
+      </w:rPr>
+    </w:lvl>
+    <w:lvl w:ilvl="6" w:tentative="1">
+      <w:start w:val="1"/>
+      <w:numFmt w:val="bullet"/>
+      <w:lvlText w:val=""/>
+      <w:lvlJc w:val="left"/>
+      <w:pPr>
+        <w:tabs>
+          <w:tab w:val="num" w:pos="5040"/>
+        </w:tabs>
+        <w:ind w:left="5040" w:hanging="360"/>
+      </w:pPr>
+      <w:rPr>
+        <w:rFonts w:ascii="Wingdings" w:hAnsi="Wingdings" w:hint="default"/>
+        <w:sz w:val="20"/>
+      </w:rPr>
+    </w:lvl>
+    <w:lvl w:ilvl="7" w:tentative="1">
+      <w:start w:val="1"/>
+      <w:numFmt w:val="bullet"/>
+      <w:lvlText w:val=""/>
+      <w:lvlJc w:val="left"/>
+      <w:pPr>
+        <w:tabs>
+          <w:tab w:val="num" w:pos="5760"/>
+        </w:tabs>
+        <w:ind w:left="5760" w:hanging="360"/>
+      </w:pPr>
+      <w:rPr>
+        <w:rFonts w:ascii="Wingdings" w:hAnsi="Wingdings" w:hint="default"/>
+        <w:sz w:val="20"/>
+      </w:rPr>
+    </w:lvl>
+    <w:lvl w:ilvl="8" w:tentative="1">
+      <w:start w:val="1"/>
+      <w:numFmt w:val="bullet"/>
+      <w:lvlText w:val=""/>
+      <w:lvlJc w:val="left"/>
+      <w:pPr>
+        <w:tabs>
+          <w:tab w:val="num" w:pos="6480"/>
+        </w:tabs>
+        <w:ind w:left="6480" w:hanging="360"/>
+      </w:pPr>
+      <w:rPr>
+        <w:rFonts w:ascii="Wingdings" w:hAnsi="Wingdings" w:hint="default"/>
+        <w:sz w:val="20"/>
+      </w:rPr>
+    </w:lvl>
+  </w:abstractNum>
+  <w:abstractNum w:abstractNumId="8" w15:restartNumberingAfterBreak="0">
+    <w:nsid w:val="69DD16CB"/>
+    <w:multiLevelType w:val="multilevel"/>
+    <w:tmpl w:val="5F92E658"/>
+    <w:lvl w:ilvl="0">
+      <w:start w:val="1"/>
+      <w:numFmt w:val="bullet"/>
+      <w:lvlText w:val=""/>
+      <w:lvlJc w:val="left"/>
+      <w:pPr>
+        <w:tabs>
+          <w:tab w:val="num" w:pos="720"/>
+        </w:tabs>
+        <w:ind w:left="720" w:hanging="360"/>
+      </w:pPr>
+      <w:rPr>
+        <w:rFonts w:ascii="Symbol" w:hAnsi="Symbol" w:hint="default"/>
+        <w:sz w:val="20"/>
+      </w:rPr>
+    </w:lvl>
+    <w:lvl w:ilvl="1" w:tentative="1">
+      <w:start w:val="1"/>
+      <w:numFmt w:val="bullet"/>
+      <w:lvlText w:val="o"/>
+      <w:lvlJc w:val="left"/>
+      <w:pPr>
+        <w:tabs>
+          <w:tab w:val="num" w:pos="1440"/>
+        </w:tabs>
+        <w:ind w:left="1440" w:hanging="360"/>
+      </w:pPr>
+      <w:rPr>
+        <w:rFonts w:ascii="Courier New" w:hAnsi="Courier New" w:hint="default"/>
+        <w:sz w:val="20"/>
+      </w:rPr>
+    </w:lvl>
+    <w:lvl w:ilvl="2" w:tentative="1">
+      <w:start w:val="1"/>
+      <w:numFmt w:val="bullet"/>
+      <w:lvlText w:val=""/>
+      <w:lvlJc w:val="left"/>
+      <w:pPr>
+        <w:tabs>
+          <w:tab w:val="num" w:pos="2160"/>
+        </w:tabs>
+        <w:ind w:left="2160" w:hanging="360"/>
+      </w:pPr>
+      <w:rPr>
+        <w:rFonts w:ascii="Wingdings" w:hAnsi="Wingdings" w:hint="default"/>
+        <w:sz w:val="20"/>
+      </w:rPr>
+    </w:lvl>
+    <w:lvl w:ilvl="3" w:tentative="1">
+      <w:start w:val="1"/>
+      <w:numFmt w:val="bullet"/>
+      <w:lvlText w:val=""/>
+      <w:lvlJc w:val="left"/>
+      <w:pPr>
+        <w:tabs>
+          <w:tab w:val="num" w:pos="2880"/>
+        </w:tabs>
+        <w:ind w:left="2880" w:hanging="360"/>
+      </w:pPr>
+      <w:rPr>
+        <w:rFonts w:ascii="Wingdings" w:hAnsi="Wingdings" w:hint="default"/>
+        <w:sz w:val="20"/>
+      </w:rPr>
+    </w:lvl>
+    <w:lvl w:ilvl="4" w:tentative="1">
+      <w:start w:val="1"/>
+      <w:numFmt w:val="bullet"/>
+      <w:lvlText w:val=""/>
+      <w:lvlJc w:val="left"/>
+      <w:pPr>
+        <w:tabs>
+          <w:tab w:val="num" w:pos="3600"/>
+        </w:tabs>
+        <w:ind w:left="3600" w:hanging="360"/>
+      </w:pPr>
+      <w:rPr>
+        <w:rFonts w:ascii="Wingdings" w:hAnsi="Wingdings" w:hint="default"/>
+        <w:sz w:val="20"/>
+      </w:rPr>
+    </w:lvl>
+    <w:lvl w:ilvl="5" w:tentative="1">
+      <w:start w:val="1"/>
+      <w:numFmt w:val="bullet"/>
+      <w:lvlText w:val=""/>
+      <w:lvlJc w:val="left"/>
+      <w:pPr>
+        <w:tabs>
+          <w:tab w:val="num" w:pos="4320"/>
+        </w:tabs>
+        <w:ind w:left="4320" w:hanging="360"/>
+      </w:pPr>
+      <w:rPr>
+        <w:rFonts w:ascii="Wingdings" w:hAnsi="Wingdings" w:hint="default"/>
+        <w:sz w:val="20"/>
+      </w:rPr>
+    </w:lvl>
+    <w:lvl w:ilvl="6" w:tentative="1">
+      <w:start w:val="1"/>
+      <w:numFmt w:val="bullet"/>
+      <w:lvlText w:val=""/>
+      <w:lvlJc w:val="left"/>
+      <w:pPr>
+        <w:tabs>
+          <w:tab w:val="num" w:pos="5040"/>
+        </w:tabs>
+        <w:ind w:left="5040" w:hanging="360"/>
+      </w:pPr>
+      <w:rPr>
+        <w:rFonts w:ascii="Wingdings" w:hAnsi="Wingdings" w:hint="default"/>
+        <w:sz w:val="20"/>
+      </w:rPr>
+    </w:lvl>
+    <w:lvl w:ilvl="7" w:tentative="1">
+      <w:start w:val="1"/>
+      <w:numFmt w:val="bullet"/>
+      <w:lvlText w:val=""/>
+      <w:lvlJc w:val="left"/>
+      <w:pPr>
+        <w:tabs>
+          <w:tab w:val="num" w:pos="5760"/>
+        </w:tabs>
+        <w:ind w:left="5760" w:hanging="360"/>
+      </w:pPr>
+      <w:rPr>
+        <w:rFonts w:ascii="Wingdings" w:hAnsi="Wingdings" w:hint="default"/>
+        <w:sz w:val="20"/>
+      </w:rPr>
+    </w:lvl>
+    <w:lvl w:ilvl="8" w:tentative="1">
+      <w:start w:val="1"/>
+      <w:numFmt w:val="bullet"/>
+      <w:lvlText w:val=""/>
+      <w:lvlJc w:val="left"/>
+      <w:pPr>
+        <w:tabs>
+          <w:tab w:val="num" w:pos="6480"/>
+        </w:tabs>
+        <w:ind w:left="6480" w:hanging="360"/>
+      </w:pPr>
+      <w:rPr>
+        <w:rFonts w:ascii="Wingdings" w:hAnsi="Wingdings" w:hint="default"/>
+        <w:sz w:val="20"/>
+      </w:rPr>
+    </w:lvl>
+  </w:abstractNum>
+  <w:abstractNum w:abstractNumId="9" w15:restartNumberingAfterBreak="0">
+    <w:nsid w:val="74FE7F0A"/>
+    <w:multiLevelType w:val="multilevel"/>
+    <w:tmpl w:val="FC8AD3F2"/>
+    <w:lvl w:ilvl="0">
+      <w:start w:val="1"/>
+      <w:numFmt w:val="bullet"/>
+      <w:lvlText w:val=""/>
+      <w:lvlJc w:val="left"/>
+      <w:pPr>
+        <w:tabs>
+          <w:tab w:val="num" w:pos="720"/>
+        </w:tabs>
+        <w:ind w:left="720" w:hanging="360"/>
+      </w:pPr>
+      <w:rPr>
+        <w:rFonts w:ascii="Symbol" w:hAnsi="Symbol" w:hint="default"/>
+        <w:sz w:val="20"/>
+      </w:rPr>
+    </w:lvl>
+    <w:lvl w:ilvl="1" w:tentative="1">
+      <w:start w:val="1"/>
+      <w:numFmt w:val="bullet"/>
+      <w:lvlText w:val="o"/>
+      <w:lvlJc w:val="left"/>
+      <w:pPr>
+        <w:tabs>
+          <w:tab w:val="num" w:pos="1440"/>
+        </w:tabs>
+        <w:ind w:left="1440" w:hanging="360"/>
+      </w:pPr>
+      <w:rPr>
+        <w:rFonts w:ascii="Courier New" w:hAnsi="Courier New" w:hint="default"/>
+        <w:sz w:val="20"/>
+      </w:rPr>
+    </w:lvl>
+    <w:lvl w:ilvl="2" w:tentative="1">
+      <w:start w:val="1"/>
+      <w:numFmt w:val="bullet"/>
+      <w:lvlText w:val=""/>
+      <w:lvlJc w:val="left"/>
+      <w:pPr>
+        <w:tabs>
+          <w:tab w:val="num" w:pos="2160"/>
+        </w:tabs>
+        <w:ind w:left="2160" w:hanging="360"/>
+      </w:pPr>
+      <w:rPr>
+        <w:rFonts w:ascii="Wingdings" w:hAnsi="Wingdings" w:hint="default"/>
+        <w:sz w:val="20"/>
+      </w:rPr>
+    </w:lvl>
+    <w:lvl w:ilvl="3" w:tentative="1">
+      <w:start w:val="1"/>
+      <w:numFmt w:val="bullet"/>
+      <w:lvlText w:val=""/>
+      <w:lvlJc w:val="left"/>
+      <w:pPr>
+        <w:tabs>
+          <w:tab w:val="num" w:pos="2880"/>
+        </w:tabs>
+        <w:ind w:left="2880" w:hanging="360"/>
+      </w:pPr>
+      <w:rPr>
+        <w:rFonts w:ascii="Wingdings" w:hAnsi="Wingdings" w:hint="default"/>
+        <w:sz w:val="20"/>
+      </w:rPr>
+    </w:lvl>
+    <w:lvl w:ilvl="4" w:tentative="1">
+      <w:start w:val="1"/>
+      <w:numFmt w:val="bullet"/>
+      <w:lvlText w:val=""/>
+      <w:lvlJc w:val="left"/>
+      <w:pPr>
+        <w:tabs>
+          <w:tab w:val="num" w:pos="3600"/>
+        </w:tabs>
+        <w:ind w:left="3600" w:hanging="360"/>
+      </w:pPr>
+      <w:rPr>
+        <w:rFonts w:ascii="Wingdings" w:hAnsi="Wingdings" w:hint="default"/>
+        <w:sz w:val="20"/>
+      </w:rPr>
+    </w:lvl>
+    <w:lvl w:ilvl="5" w:tentative="1">
+      <w:start w:val="1"/>
+      <w:numFmt w:val="bullet"/>
+      <w:lvlText w:val=""/>
+      <w:lvlJc w:val="left"/>
+      <w:pPr>
+        <w:tabs>
+          <w:tab w:val="num" w:pos="4320"/>
+        </w:tabs>
+        <w:ind w:left="4320" w:hanging="360"/>
+      </w:pPr>
+      <w:rPr>
+        <w:rFonts w:ascii="Wingdings" w:hAnsi="Wingdings" w:hint="default"/>
+        <w:sz w:val="20"/>
+      </w:rPr>
+    </w:lvl>
+    <w:lvl w:ilvl="6" w:tentative="1">
+      <w:start w:val="1"/>
+      <w:numFmt w:val="bullet"/>
+      <w:lvlText w:val=""/>
+      <w:lvlJc w:val="left"/>
+      <w:pPr>
+        <w:tabs>
+          <w:tab w:val="num" w:pos="5040"/>
+        </w:tabs>
+        <w:ind w:left="5040" w:hanging="360"/>
+      </w:pPr>
+      <w:rPr>
+        <w:rFonts w:ascii="Wingdings" w:hAnsi="Wingdings" w:hint="default"/>
+        <w:sz w:val="20"/>
+      </w:rPr>
+    </w:lvl>
+    <w:lvl w:ilvl="7" w:tentative="1">
+      <w:start w:val="1"/>
+      <w:numFmt w:val="bullet"/>
+      <w:lvlText w:val=""/>
+      <w:lvlJc w:val="left"/>
+      <w:pPr>
+        <w:tabs>
+          <w:tab w:val="num" w:pos="5760"/>
+        </w:tabs>
+        <w:ind w:left="5760" w:hanging="360"/>
+      </w:pPr>
+      <w:rPr>
+        <w:rFonts w:ascii="Wingdings" w:hAnsi="Wingdings" w:hint="default"/>
+        <w:sz w:val="20"/>
+      </w:rPr>
+    </w:lvl>
+    <w:lvl w:ilvl="8" w:tentative="1">
+      <w:start w:val="1"/>
+      <w:numFmt w:val="bullet"/>
+      <w:lvlText w:val=""/>
+      <w:lvlJc w:val="left"/>
+      <w:pPr>
+        <w:tabs>
+          <w:tab w:val="num" w:pos="6480"/>
+        </w:tabs>
+        <w:ind w:left="6480" w:hanging="360"/>
+      </w:pPr>
+      <w:rPr>
+        <w:rFonts w:ascii="Wingdings" w:hAnsi="Wingdings" w:hint="default"/>
+        <w:sz w:val="20"/>
+      </w:rPr>
+    </w:lvl>
+  </w:abstractNum>
+  <w:abstractNum w:abstractNumId="10" w15:restartNumberingAfterBreak="0">
+    <w:nsid w:val="7EB11352"/>
+    <w:multiLevelType w:val="multilevel"/>
+    <w:tmpl w:val="CF5220D0"/>
+    <w:lvl w:ilvl="0">
+      <w:start w:val="1"/>
+      <w:numFmt w:val="bullet"/>
+      <w:lvlText w:val=""/>
+      <w:lvlJc w:val="left"/>
+      <w:pPr>
+        <w:tabs>
+          <w:tab w:val="num" w:pos="720"/>
+        </w:tabs>
+        <w:ind w:left="720" w:hanging="360"/>
+      </w:pPr>
+      <w:rPr>
+        <w:rFonts w:ascii="Symbol" w:hAnsi="Symbol" w:hint="default"/>
+        <w:sz w:val="20"/>
+      </w:rPr>
+    </w:lvl>
+    <w:lvl w:ilvl="1" w:tentative="1">
+      <w:start w:val="1"/>
+      <w:numFmt w:val="bullet"/>
+      <w:lvlText w:val="o"/>
+      <w:lvlJc w:val="left"/>
+      <w:pPr>
+        <w:tabs>
+          <w:tab w:val="num" w:pos="1440"/>
+        </w:tabs>
+        <w:ind w:left="1440" w:hanging="360"/>
+      </w:pPr>
+      <w:rPr>
+        <w:rFonts w:ascii="Courier New" w:hAnsi="Courier New" w:hint="default"/>
+        <w:sz w:val="20"/>
+      </w:rPr>
+    </w:lvl>
+    <w:lvl w:ilvl="2" w:tentative="1">
+      <w:start w:val="1"/>
+      <w:numFmt w:val="bullet"/>
+      <w:lvlText w:val=""/>
+      <w:lvlJc w:val="left"/>
+      <w:pPr>
+        <w:tabs>
+          <w:tab w:val="num" w:pos="2160"/>
+        </w:tabs>
+        <w:ind w:left="2160" w:hanging="360"/>
+      </w:pPr>
+      <w:rPr>
+        <w:rFonts w:ascii="Wingdings" w:hAnsi="Wingdings" w:hint="default"/>
+        <w:sz w:val="20"/>
+      </w:rPr>
+    </w:lvl>
+    <w:lvl w:ilvl="3" w:tentative="1">
+      <w:start w:val="1"/>
+      <w:numFmt w:val="bullet"/>
+      <w:lvlText w:val=""/>
+      <w:lvlJc w:val="left"/>
+      <w:pPr>
+        <w:tabs>
+          <w:tab w:val="num" w:pos="2880"/>
+        </w:tabs>
+        <w:ind w:left="2880" w:hanging="360"/>
+      </w:pPr>
+      <w:rPr>
+        <w:rFonts w:ascii="Wingdings" w:hAnsi="Wingdings" w:hint="default"/>
+        <w:sz w:val="20"/>
+      </w:rPr>
+    </w:lvl>
+    <w:lvl w:ilvl="4" w:tentative="1">
+      <w:start w:val="1"/>
+      <w:numFmt w:val="bullet"/>
+      <w:lvlText w:val=""/>
+      <w:lvlJc w:val="left"/>
+      <w:pPr>
+        <w:tabs>
+          <w:tab w:val="num" w:pos="3600"/>
+        </w:tabs>
+        <w:ind w:left="3600" w:hanging="360"/>
+      </w:pPr>
+      <w:rPr>
+        <w:rFonts w:ascii="Wingdings" w:hAnsi="Wingdings" w:hint="default"/>
+        <w:sz w:val="20"/>
+      </w:rPr>
+    </w:lvl>
+    <w:lvl w:ilvl="5" w:tentative="1">
+      <w:start w:val="1"/>
+      <w:numFmt w:val="bullet"/>
+      <w:lvlText w:val=""/>
+      <w:lvlJc w:val="left"/>
+      <w:pPr>
+        <w:tabs>
+          <w:tab w:val="num" w:pos="4320"/>
+        </w:tabs>
+        <w:ind w:left="4320" w:hanging="360"/>
+      </w:pPr>
+      <w:rPr>
+        <w:rFonts w:ascii="Wingdings" w:hAnsi="Wingdings" w:hint="default"/>
+        <w:sz w:val="20"/>
+      </w:rPr>
+    </w:lvl>
+    <w:lvl w:ilvl="6" w:tentative="1">
+      <w:start w:val="1"/>
+      <w:numFmt w:val="bullet"/>
+      <w:lvlText w:val=""/>
+      <w:lvlJc w:val="left"/>
+      <w:pPr>
+        <w:tabs>
+          <w:tab w:val="num" w:pos="5040"/>
+        </w:tabs>
+        <w:ind w:left="5040" w:hanging="360"/>
+      </w:pPr>
+      <w:rPr>
+        <w:rFonts w:ascii="Wingdings" w:hAnsi="Wingdings" w:hint="default"/>
+        <w:sz w:val="20"/>
+      </w:rPr>
+    </w:lvl>
+    <w:lvl w:ilvl="7" w:tentative="1">
+      <w:start w:val="1"/>
+      <w:numFmt w:val="bullet"/>
+      <w:lvlText w:val=""/>
+      <w:lvlJc w:val="left"/>
+      <w:pPr>
+        <w:tabs>
+          <w:tab w:val="num" w:pos="5760"/>
+        </w:tabs>
+        <w:ind w:left="5760" w:hanging="360"/>
+      </w:pPr>
+      <w:rPr>
+        <w:rFonts w:ascii="Wingdings" w:hAnsi="Wingdings" w:hint="default"/>
+        <w:sz w:val="20"/>
+      </w:rPr>
+    </w:lvl>
+    <w:lvl w:ilvl="8" w:tentative="1">
+      <w:start w:val="1"/>
+      <w:numFmt w:val="bullet"/>
+      <w:lvlText w:val=""/>
+      <w:lvlJc w:val="left"/>
+      <w:pPr>
+        <w:tabs>
+          <w:tab w:val="num" w:pos="6480"/>
+        </w:tabs>
+        <w:ind w:left="6480" w:hanging="360"/>
+      </w:pPr>
+      <w:rPr>
+        <w:rFonts w:ascii="Wingdings" w:hAnsi="Wingdings" w:hint="default"/>
+        <w:sz w:val="20"/>
+      </w:rPr>
+    </w:lvl>
+  </w:abstractNum>
+  <w:abstractNum w:abstractNumId="11" w15:restartNumberingAfterBreak="0">
+    <w:nsid w:val="7F20496E"/>
+    <w:multiLevelType w:val="multilevel"/>
+    <w:tmpl w:val="8FD45AEC"/>
+    <w:lvl w:ilvl="0">
+      <w:start w:val="1"/>
+      <w:numFmt w:val="bullet"/>
+      <w:lvlText w:val=""/>
+      <w:lvlJc w:val="left"/>
+      <w:pPr>
+        <w:tabs>
+          <w:tab w:val="num" w:pos="720"/>
+        </w:tabs>
+        <w:ind w:left="720" w:hanging="360"/>
+      </w:pPr>
+      <w:rPr>
+        <w:rFonts w:ascii="Symbol" w:hAnsi="Symbol" w:hint="default"/>
+        <w:sz w:val="20"/>
+      </w:rPr>
+    </w:lvl>
+    <w:lvl w:ilvl="1" w:tentative="1">
+      <w:start w:val="1"/>
+      <w:numFmt w:val="bullet"/>
+      <w:lvlText w:val="o"/>
+      <w:lvlJc w:val="left"/>
+      <w:pPr>
+        <w:tabs>
+          <w:tab w:val="num" w:pos="1440"/>
+        </w:tabs>
+        <w:ind w:left="1440" w:hanging="360"/>
+      </w:pPr>
+      <w:rPr>
+        <w:rFonts w:ascii="Courier New" w:hAnsi="Courier New" w:hint="default"/>
+        <w:sz w:val="20"/>
+      </w:rPr>
+    </w:lvl>
+    <w:lvl w:ilvl="2" w:tentative="1">
+      <w:start w:val="1"/>
+      <w:numFmt w:val="bullet"/>
+      <w:lvlText w:val=""/>
+      <w:lvlJc w:val="left"/>
+      <w:pPr>
+        <w:tabs>
+          <w:tab w:val="num" w:pos="2160"/>
+        </w:tabs>
+        <w:ind w:left="2160" w:hanging="360"/>
+      </w:pPr>
+      <w:rPr>
+        <w:rFonts w:ascii="Wingdings" w:hAnsi="Wingdings" w:hint="default"/>
+        <w:sz w:val="20"/>
+      </w:rPr>
+    </w:lvl>
+    <w:lvl w:ilvl="3" w:tentative="1">
+      <w:start w:val="1"/>
+      <w:numFmt w:val="bullet"/>
+      <w:lvlText w:val=""/>
+      <w:lvlJc w:val="left"/>
+      <w:pPr>
+        <w:tabs>
+          <w:tab w:val="num" w:pos="2880"/>
+        </w:tabs>
+        <w:ind w:left="2880" w:hanging="360"/>
+      </w:pPr>
+      <w:rPr>
+        <w:rFonts w:ascii="Wingdings" w:hAnsi="Wingdings" w:hint="default"/>
+        <w:sz w:val="20"/>
+      </w:rPr>
+    </w:lvl>
+    <w:lvl w:ilvl="4" w:tentative="1">
+      <w:start w:val="1"/>
+      <w:numFmt w:val="bullet"/>
+      <w:lvlText w:val=""/>
+      <w:lvlJc w:val="left"/>
+      <w:pPr>
+        <w:tabs>
+          <w:tab w:val="num" w:pos="3600"/>
+        </w:tabs>
+        <w:ind w:left="3600" w:hanging="360"/>
+      </w:pPr>
+      <w:rPr>
+        <w:rFonts w:ascii="Wingdings" w:hAnsi="Wingdings" w:hint="default"/>
+        <w:sz w:val="20"/>
+      </w:rPr>
+    </w:lvl>
+    <w:lvl w:ilvl="5" w:tentative="1">
+      <w:start w:val="1"/>
+      <w:numFmt w:val="bullet"/>
+      <w:lvlText w:val=""/>
+      <w:lvlJc w:val="left"/>
+      <w:pPr>
+        <w:tabs>
+          <w:tab w:val="num" w:pos="4320"/>
+        </w:tabs>
+        <w:ind w:left="4320" w:hanging="360"/>
+      </w:pPr>
+      <w:rPr>
+        <w:rFonts w:ascii="Wingdings" w:hAnsi="Wingdings" w:hint="default"/>
+        <w:sz w:val="20"/>
+      </w:rPr>
+    </w:lvl>
+    <w:lvl w:ilvl="6" w:tentative="1">
+      <w:start w:val="1"/>
+      <w:numFmt w:val="bullet"/>
+      <w:lvlText w:val=""/>
+      <w:lvlJc w:val="left"/>
+      <w:pPr>
+        <w:tabs>
+          <w:tab w:val="num" w:pos="5040"/>
+        </w:tabs>
+        <w:ind w:left="5040" w:hanging="360"/>
+      </w:pPr>
+      <w:rPr>
+        <w:rFonts w:ascii="Wingdings" w:hAnsi="Wingdings" w:hint="default"/>
+        <w:sz w:val="20"/>
+      </w:rPr>
+    </w:lvl>
+    <w:lvl w:ilvl="7" w:tentative="1">
+      <w:start w:val="1"/>
+      <w:numFmt w:val="bullet"/>
+      <w:lvlText w:val=""/>
+      <w:lvlJc w:val="left"/>
+      <w:pPr>
+        <w:tabs>
+          <w:tab w:val="num" w:pos="5760"/>
+        </w:tabs>
+        <w:ind w:left="5760" w:hanging="360"/>
+      </w:pPr>
+      <w:rPr>
+        <w:rFonts w:ascii="Wingdings" w:hAnsi="Wingdings" w:hint="default"/>
+        <w:sz w:val="20"/>
+      </w:rPr>
+    </w:lvl>
+    <w:lvl w:ilvl="8" w:tentative="1">
+      <w:start w:val="1"/>
+      <w:numFmt w:val="bullet"/>
+      <w:lvlText w:val=""/>
+      <w:lvlJc w:val="left"/>
+      <w:pPr>
+        <w:tabs>
+          <w:tab w:val="num" w:pos="6480"/>
+        </w:tabs>
+        <w:ind w:left="6480" w:hanging="360"/>
+      </w:pPr>
+      <w:rPr>
+        <w:rFonts w:ascii="Wingdings" w:hAnsi="Wingdings" w:hint="default"/>
+        <w:sz w:val="20"/>
+      </w:rPr>
+    </w:lvl>
+  </w:abstractNum>
+  <w:num w:numId="1" w16cid:durableId="1199660448">
+    <w:abstractNumId w:val="11"/>
+  </w:num>
+  <w:num w:numId="2" w16cid:durableId="703755039">
+    <w:abstractNumId w:val="0"/>
+  </w:num>
+  <w:num w:numId="3" w16cid:durableId="1819613744">
+    <w:abstractNumId w:val="4"/>
+  </w:num>
+  <w:num w:numId="4" w16cid:durableId="910316414">
+    <w:abstractNumId w:val="8"/>
+  </w:num>
+  <w:num w:numId="5" w16cid:durableId="401024273">
+    <w:abstractNumId w:val="10"/>
+  </w:num>
+  <w:num w:numId="6" w16cid:durableId="165749993">
+    <w:abstractNumId w:val="6"/>
+  </w:num>
+  <w:num w:numId="7" w16cid:durableId="1186554448">
+    <w:abstractNumId w:val="5"/>
+  </w:num>
+  <w:num w:numId="8" w16cid:durableId="1835757429">
+    <w:abstractNumId w:val="7"/>
+  </w:num>
+  <w:num w:numId="9" w16cid:durableId="1090076870">
+    <w:abstractNumId w:val="9"/>
+  </w:num>
+  <w:num w:numId="10" w16cid:durableId="1840654595">
+    <w:abstractNumId w:val="2"/>
+  </w:num>
+  <w:num w:numId="11" w16cid:durableId="1817330492">
+    <w:abstractNumId w:val="3"/>
+  </w:num>
+  <w:num w:numId="12" w16cid:durableId="1497921490">
+    <w:abstractNumId w:val="1"/>
+  </w:num>
+</w:numbering>
 </file>
 
 <file path=word/styles.xml><?xml version="1.0" encoding="utf-8"?>
@@ -616,7 +4216,6 @@
   <w:style w:type="character" w:default="1" w:styleId="DefaultParagraphFont">
     <w:name w:val="Default Paragraph Font"/>
     <w:uiPriority w:val="1"/>
-    <w:semiHidden/>
     <w:unhideWhenUsed/>
   </w:style>
   <w:style w:type="table" w:default="1" w:styleId="TableNormal">
